--- a/tools/l30-bas/practical-sheets/L30_FRM_B01_Boundary_Check.docx
+++ b/tools/l30-bas/practical-sheets/L30_FRM_B01_Boundary_Check.docx
@@ -4,33 +4,39 @@
   <w:body>
     <w:p>
       <w:pPr>
+        <w:spacing w:line="252" w:lineRule="auto" w:before="0" w:after="40"/>
         <w:jc w:val="center"/>
       </w:pPr>
       <w:r>
         <w:rPr>
+          <w:rFonts w:ascii="Aptos" w:hAnsi="Aptos" w:eastAsia="Yu Gothic"/>
           <w:b/>
-          <w:sz w:val="32"/>
+          <w:color w:val="1F4E79"/>
+          <w:sz w:val="31"/>
         </w:rPr>
         <w:t>L30_FRM_B01: Boundary_Check</w:t>
       </w:r>
     </w:p>
     <w:p>
       <w:pPr>
+        <w:spacing w:line="252" w:lineRule="auto" w:before="0" w:after="140"/>
         <w:jc w:val="center"/>
       </w:pPr>
       <w:r>
         <w:rPr>
+          <w:rFonts w:ascii="Aptos" w:hAnsi="Aptos" w:eastAsia="Yu Gothic"/>
+          <w:b/>
           <w:i/>
-          <w:sz w:val="20"/>
+          <w:color w:val="5B6770"/>
+          <w:sz w:val="19"/>
         </w:rPr>
         <w:t>L30_FRM Practical Sheet</w:t>
       </w:r>
     </w:p>
-    <w:p/>
     <w:tbl>
       <w:tblPr>
         <w:tblStyle w:val="TableGrid"/>
-        <w:tblW w:type="auto" w:w="0"/>
+        <w:tblW w:type="pct" w:w="5000"/>
         <w:jc w:val="center"/>
         <w:tblLook w:firstColumn="1" w:firstRow="1" w:lastColumn="0" w:lastRow="0" w:noHBand="0" w:noVBand="1" w:val="04A0"/>
       </w:tblPr>
@@ -39,17 +45,39 @@
         <w:gridCol w:w="5103"/>
       </w:tblGrid>
       <w:tr>
+        <w:trPr>
+          <w:trHeight w:val="363" w:hRule="atLeast"/>
+        </w:trPr>
         <w:tc>
           <w:tcPr>
             <w:tcW w:type="dxa" w:w="5103"/>
             <w:vAlign w:val="center"/>
+            <w:tcMar>
+              <w:top w:w="70" w:type="dxa"/>
+              <w:start w:w="100" w:type="dxa"/>
+              <w:bottom w:w="70" w:type="dxa"/>
+              <w:end w:w="100" w:type="dxa"/>
+            </w:tcMar>
+            <w:shd w:fill="EAF2F8"/>
           </w:tcPr>
           <w:p>
-            <w:r/>
+            <w:pPr>
+              <w:spacing w:before="0" w:after="0"/>
+            </w:pPr>
             <w:r>
               <w:rPr>
+                <w:rFonts w:ascii="Aptos" w:hAnsi="Aptos" w:eastAsia="Yu Gothic"/>
                 <w:b/>
-                <w:sz w:val="16"/>
+                <w:color w:val="1F4E79"/>
+                <w:sz w:val="17"/>
+              </w:rPr>
+            </w:r>
+            <w:r>
+              <w:rPr>
+                <w:rFonts w:ascii="Aptos" w:hAnsi="Aptos" w:eastAsia="Yu Gothic"/>
+                <w:b/>
+                <w:color w:val="1F4E79"/>
+                <w:sz w:val="17"/>
               </w:rPr>
               <w:t>Document_ID</w:t>
             </w:r>
@@ -59,13 +87,32 @@
           <w:tcPr>
             <w:tcW w:type="dxa" w:w="5103"/>
             <w:vAlign w:val="center"/>
+            <w:tcMar>
+              <w:top w:w="70" w:type="dxa"/>
+              <w:start w:w="100" w:type="dxa"/>
+              <w:bottom w:w="70" w:type="dxa"/>
+              <w:end w:w="100" w:type="dxa"/>
+            </w:tcMar>
+            <w:shd w:fill="FFFFFF"/>
           </w:tcPr>
           <w:p>
-            <w:r/>
+            <w:pPr>
+              <w:spacing w:before="0" w:after="0"/>
+            </w:pPr>
             <w:r>
               <w:rPr>
+                <w:rFonts w:ascii="Aptos" w:hAnsi="Aptos" w:eastAsia="Yu Gothic"/>
                 <w:b w:val="0"/>
-                <w:sz w:val="16"/>
+                <w:color w:val="000000"/>
+                <w:sz w:val="17"/>
+              </w:rPr>
+            </w:r>
+            <w:r>
+              <w:rPr>
+                <w:rFonts w:ascii="Aptos" w:hAnsi="Aptos" w:eastAsia="Yu Gothic"/>
+                <w:b w:val="0"/>
+                <w:color w:val="000000"/>
+                <w:sz w:val="17"/>
               </w:rPr>
               <w:t>L30_FRM_B01</w:t>
             </w:r>
@@ -73,17 +120,39 @@
         </w:tc>
       </w:tr>
       <w:tr>
+        <w:trPr>
+          <w:trHeight w:val="363" w:hRule="atLeast"/>
+        </w:trPr>
         <w:tc>
           <w:tcPr>
             <w:tcW w:type="dxa" w:w="5103"/>
             <w:vAlign w:val="center"/>
+            <w:tcMar>
+              <w:top w:w="70" w:type="dxa"/>
+              <w:start w:w="100" w:type="dxa"/>
+              <w:bottom w:w="70" w:type="dxa"/>
+              <w:end w:w="100" w:type="dxa"/>
+            </w:tcMar>
+            <w:shd w:fill="EAF2F8"/>
           </w:tcPr>
           <w:p>
-            <w:r/>
+            <w:pPr>
+              <w:spacing w:before="0" w:after="0"/>
+            </w:pPr>
             <w:r>
               <w:rPr>
+                <w:rFonts w:ascii="Aptos" w:hAnsi="Aptos" w:eastAsia="Yu Gothic"/>
                 <w:b/>
-                <w:sz w:val="16"/>
+                <w:color w:val="1F4E79"/>
+                <w:sz w:val="17"/>
+              </w:rPr>
+            </w:r>
+            <w:r>
+              <w:rPr>
+                <w:rFonts w:ascii="Aptos" w:hAnsi="Aptos" w:eastAsia="Yu Gothic"/>
+                <w:b/>
+                <w:color w:val="1F4E79"/>
+                <w:sz w:val="17"/>
               </w:rPr>
               <w:t>Version</w:t>
             </w:r>
@@ -93,13 +162,32 @@
           <w:tcPr>
             <w:tcW w:type="dxa" w:w="5103"/>
             <w:vAlign w:val="center"/>
+            <w:tcMar>
+              <w:top w:w="70" w:type="dxa"/>
+              <w:start w:w="100" w:type="dxa"/>
+              <w:bottom w:w="70" w:type="dxa"/>
+              <w:end w:w="100" w:type="dxa"/>
+            </w:tcMar>
+            <w:shd w:fill="FFFFFF"/>
           </w:tcPr>
           <w:p>
-            <w:r/>
+            <w:pPr>
+              <w:spacing w:before="0" w:after="0"/>
+            </w:pPr>
             <w:r>
               <w:rPr>
+                <w:rFonts w:ascii="Aptos" w:hAnsi="Aptos" w:eastAsia="Yu Gothic"/>
                 <w:b w:val="0"/>
-                <w:sz w:val="16"/>
+                <w:color w:val="000000"/>
+                <w:sz w:val="17"/>
+              </w:rPr>
+            </w:r>
+            <w:r>
+              <w:rPr>
+                <w:rFonts w:ascii="Aptos" w:hAnsi="Aptos" w:eastAsia="Yu Gothic"/>
+                <w:b w:val="0"/>
+                <w:color w:val="000000"/>
+                <w:sz w:val="17"/>
               </w:rPr>
               <w:t>1.0.1</w:t>
             </w:r>
@@ -107,17 +195,39 @@
         </w:tc>
       </w:tr>
       <w:tr>
+        <w:trPr>
+          <w:trHeight w:val="363" w:hRule="atLeast"/>
+        </w:trPr>
         <w:tc>
           <w:tcPr>
             <w:tcW w:type="dxa" w:w="5103"/>
             <w:vAlign w:val="center"/>
+            <w:tcMar>
+              <w:top w:w="70" w:type="dxa"/>
+              <w:start w:w="100" w:type="dxa"/>
+              <w:bottom w:w="70" w:type="dxa"/>
+              <w:end w:w="100" w:type="dxa"/>
+            </w:tcMar>
+            <w:shd w:fill="EAF2F8"/>
           </w:tcPr>
           <w:p>
-            <w:r/>
+            <w:pPr>
+              <w:spacing w:before="0" w:after="0"/>
+            </w:pPr>
             <w:r>
               <w:rPr>
+                <w:rFonts w:ascii="Aptos" w:hAnsi="Aptos" w:eastAsia="Yu Gothic"/>
                 <w:b/>
-                <w:sz w:val="16"/>
+                <w:color w:val="1F4E79"/>
+                <w:sz w:val="17"/>
+              </w:rPr>
+            </w:r>
+            <w:r>
+              <w:rPr>
+                <w:rFonts w:ascii="Aptos" w:hAnsi="Aptos" w:eastAsia="Yu Gothic"/>
+                <w:b/>
+                <w:color w:val="1F4E79"/>
+                <w:sz w:val="17"/>
               </w:rPr>
               <w:t>Review_Date</w:t>
             </w:r>
@@ -127,13 +237,32 @@
           <w:tcPr>
             <w:tcW w:type="dxa" w:w="5103"/>
             <w:vAlign w:val="center"/>
+            <w:tcMar>
+              <w:top w:w="70" w:type="dxa"/>
+              <w:start w:w="100" w:type="dxa"/>
+              <w:bottom w:w="70" w:type="dxa"/>
+              <w:end w:w="100" w:type="dxa"/>
+            </w:tcMar>
+            <w:shd w:fill="FFFFFF"/>
           </w:tcPr>
           <w:p>
-            <w:r/>
+            <w:pPr>
+              <w:spacing w:before="0" w:after="0"/>
+            </w:pPr>
             <w:r>
               <w:rPr>
+                <w:rFonts w:ascii="Aptos" w:hAnsi="Aptos" w:eastAsia="Yu Gothic"/>
                 <w:b w:val="0"/>
-                <w:sz w:val="16"/>
+                <w:color w:val="000000"/>
+                <w:sz w:val="17"/>
+              </w:rPr>
+            </w:r>
+            <w:r>
+              <w:rPr>
+                <w:rFonts w:ascii="Aptos" w:hAnsi="Aptos" w:eastAsia="Yu Gothic"/>
+                <w:b w:val="0"/>
+                <w:color w:val="000000"/>
+                <w:sz w:val="17"/>
               </w:rPr>
               <w:t>____________________________</w:t>
             </w:r>
@@ -141,17 +270,39 @@
         </w:tc>
       </w:tr>
       <w:tr>
+        <w:trPr>
+          <w:trHeight w:val="363" w:hRule="atLeast"/>
+        </w:trPr>
         <w:tc>
           <w:tcPr>
             <w:tcW w:type="dxa" w:w="5103"/>
             <w:vAlign w:val="center"/>
+            <w:tcMar>
+              <w:top w:w="70" w:type="dxa"/>
+              <w:start w:w="100" w:type="dxa"/>
+              <w:bottom w:w="70" w:type="dxa"/>
+              <w:end w:w="100" w:type="dxa"/>
+            </w:tcMar>
+            <w:shd w:fill="EAF2F8"/>
           </w:tcPr>
           <w:p>
-            <w:r/>
+            <w:pPr>
+              <w:spacing w:before="0" w:after="0"/>
+            </w:pPr>
             <w:r>
               <w:rPr>
+                <w:rFonts w:ascii="Aptos" w:hAnsi="Aptos" w:eastAsia="Yu Gothic"/>
                 <w:b/>
-                <w:sz w:val="16"/>
+                <w:color w:val="1F4E79"/>
+                <w:sz w:val="17"/>
+              </w:rPr>
+            </w:r>
+            <w:r>
+              <w:rPr>
+                <w:rFonts w:ascii="Aptos" w:hAnsi="Aptos" w:eastAsia="Yu Gothic"/>
+                <w:b/>
+                <w:color w:val="1F4E79"/>
+                <w:sz w:val="17"/>
               </w:rPr>
               <w:t>Reviewer_or_Organization</w:t>
             </w:r>
@@ -161,13 +312,32 @@
           <w:tcPr>
             <w:tcW w:type="dxa" w:w="5103"/>
             <w:vAlign w:val="center"/>
+            <w:tcMar>
+              <w:top w:w="70" w:type="dxa"/>
+              <w:start w:w="100" w:type="dxa"/>
+              <w:bottom w:w="70" w:type="dxa"/>
+              <w:end w:w="100" w:type="dxa"/>
+            </w:tcMar>
+            <w:shd w:fill="FFFFFF"/>
           </w:tcPr>
           <w:p>
-            <w:r/>
+            <w:pPr>
+              <w:spacing w:before="0" w:after="0"/>
+            </w:pPr>
             <w:r>
               <w:rPr>
+                <w:rFonts w:ascii="Aptos" w:hAnsi="Aptos" w:eastAsia="Yu Gothic"/>
                 <w:b w:val="0"/>
-                <w:sz w:val="16"/>
+                <w:color w:val="000000"/>
+                <w:sz w:val="17"/>
+              </w:rPr>
+            </w:r>
+            <w:r>
+              <w:rPr>
+                <w:rFonts w:ascii="Aptos" w:hAnsi="Aptos" w:eastAsia="Yu Gothic"/>
+                <w:b w:val="0"/>
+                <w:color w:val="000000"/>
+                <w:sz w:val="17"/>
               </w:rPr>
               <w:t>____________________________</w:t>
             </w:r>
@@ -175,17 +345,39 @@
         </w:tc>
       </w:tr>
       <w:tr>
+        <w:trPr>
+          <w:trHeight w:val="363" w:hRule="atLeast"/>
+        </w:trPr>
         <w:tc>
           <w:tcPr>
             <w:tcW w:type="dxa" w:w="5103"/>
             <w:vAlign w:val="center"/>
+            <w:tcMar>
+              <w:top w:w="70" w:type="dxa"/>
+              <w:start w:w="100" w:type="dxa"/>
+              <w:bottom w:w="70" w:type="dxa"/>
+              <w:end w:w="100" w:type="dxa"/>
+            </w:tcMar>
+            <w:shd w:fill="EAF2F8"/>
           </w:tcPr>
           <w:p>
-            <w:r/>
+            <w:pPr>
+              <w:spacing w:before="0" w:after="0"/>
+            </w:pPr>
             <w:r>
               <w:rPr>
+                <w:rFonts w:ascii="Aptos" w:hAnsi="Aptos" w:eastAsia="Yu Gothic"/>
                 <w:b/>
-                <w:sz w:val="16"/>
+                <w:color w:val="1F4E79"/>
+                <w:sz w:val="17"/>
+              </w:rPr>
+            </w:r>
+            <w:r>
+              <w:rPr>
+                <w:rFonts w:ascii="Aptos" w:hAnsi="Aptos" w:eastAsia="Yu Gothic"/>
+                <w:b/>
+                <w:color w:val="1F4E79"/>
+                <w:sz w:val="17"/>
               </w:rPr>
               <w:t>System_or_Case_ID</w:t>
             </w:r>
@@ -195,13 +387,32 @@
           <w:tcPr>
             <w:tcW w:type="dxa" w:w="5103"/>
             <w:vAlign w:val="center"/>
+            <w:tcMar>
+              <w:top w:w="70" w:type="dxa"/>
+              <w:start w:w="100" w:type="dxa"/>
+              <w:bottom w:w="70" w:type="dxa"/>
+              <w:end w:w="100" w:type="dxa"/>
+            </w:tcMar>
+            <w:shd w:fill="FFFFFF"/>
           </w:tcPr>
           <w:p>
-            <w:r/>
+            <w:pPr>
+              <w:spacing w:before="0" w:after="0"/>
+            </w:pPr>
             <w:r>
               <w:rPr>
+                <w:rFonts w:ascii="Aptos" w:hAnsi="Aptos" w:eastAsia="Yu Gothic"/>
                 <w:b w:val="0"/>
-                <w:sz w:val="16"/>
+                <w:color w:val="000000"/>
+                <w:sz w:val="17"/>
+              </w:rPr>
+            </w:r>
+            <w:r>
+              <w:rPr>
+                <w:rFonts w:ascii="Aptos" w:hAnsi="Aptos" w:eastAsia="Yu Gothic"/>
+                <w:b w:val="0"/>
+                <w:color w:val="000000"/>
+                <w:sz w:val="17"/>
               </w:rPr>
               <w:t>____________________________</w:t>
             </w:r>
@@ -209,17 +420,39 @@
         </w:tc>
       </w:tr>
       <w:tr>
+        <w:trPr>
+          <w:trHeight w:val="363" w:hRule="atLeast"/>
+        </w:trPr>
         <w:tc>
           <w:tcPr>
             <w:tcW w:type="dxa" w:w="5103"/>
             <w:vAlign w:val="center"/>
+            <w:tcMar>
+              <w:top w:w="70" w:type="dxa"/>
+              <w:start w:w="100" w:type="dxa"/>
+              <w:bottom w:w="70" w:type="dxa"/>
+              <w:end w:w="100" w:type="dxa"/>
+            </w:tcMar>
+            <w:shd w:fill="EAF2F8"/>
           </w:tcPr>
           <w:p>
-            <w:r/>
+            <w:pPr>
+              <w:spacing w:before="0" w:after="0"/>
+            </w:pPr>
             <w:r>
               <w:rPr>
+                <w:rFonts w:ascii="Aptos" w:hAnsi="Aptos" w:eastAsia="Yu Gothic"/>
                 <w:b/>
-                <w:sz w:val="16"/>
+                <w:color w:val="1F4E79"/>
+                <w:sz w:val="17"/>
+              </w:rPr>
+            </w:r>
+            <w:r>
+              <w:rPr>
+                <w:rFonts w:ascii="Aptos" w:hAnsi="Aptos" w:eastAsia="Yu Gothic"/>
+                <w:b/>
+                <w:color w:val="1F4E79"/>
+                <w:sz w:val="17"/>
               </w:rPr>
               <w:t>Purpose</w:t>
             </w:r>
@@ -229,13 +462,32 @@
           <w:tcPr>
             <w:tcW w:type="dxa" w:w="5103"/>
             <w:vAlign w:val="center"/>
+            <w:tcMar>
+              <w:top w:w="70" w:type="dxa"/>
+              <w:start w:w="100" w:type="dxa"/>
+              <w:bottom w:w="70" w:type="dxa"/>
+              <w:end w:w="100" w:type="dxa"/>
+            </w:tcMar>
+            <w:shd w:fill="FFFFFF"/>
           </w:tcPr>
           <w:p>
-            <w:r/>
+            <w:pPr>
+              <w:spacing w:before="0" w:after="0"/>
+            </w:pPr>
             <w:r>
               <w:rPr>
+                <w:rFonts w:ascii="Aptos" w:hAnsi="Aptos" w:eastAsia="Yu Gothic"/>
                 <w:b w:val="0"/>
-                <w:sz w:val="16"/>
+                <w:color w:val="000000"/>
+                <w:sz w:val="17"/>
+              </w:rPr>
+            </w:r>
+            <w:r>
+              <w:rPr>
+                <w:rFonts w:ascii="Aptos" w:hAnsi="Aptos" w:eastAsia="Yu Gothic"/>
+                <w:b w:val="0"/>
+                <w:color w:val="000000"/>
+                <w:sz w:val="17"/>
               </w:rPr>
               <w:t>Minimum boundary judgment sheet for effective human refusal before irreversibility.</w:t>
             </w:r>
@@ -243,17 +495,39 @@
         </w:tc>
       </w:tr>
       <w:tr>
+        <w:trPr>
+          <w:trHeight w:val="363" w:hRule="atLeast"/>
+        </w:trPr>
         <w:tc>
           <w:tcPr>
             <w:tcW w:type="dxa" w:w="5103"/>
             <w:vAlign w:val="center"/>
+            <w:tcMar>
+              <w:top w:w="70" w:type="dxa"/>
+              <w:start w:w="100" w:type="dxa"/>
+              <w:bottom w:w="70" w:type="dxa"/>
+              <w:end w:w="100" w:type="dxa"/>
+            </w:tcMar>
+            <w:shd w:fill="EAF2F8"/>
           </w:tcPr>
           <w:p>
-            <w:r/>
+            <w:pPr>
+              <w:spacing w:before="0" w:after="0"/>
+            </w:pPr>
             <w:r>
               <w:rPr>
+                <w:rFonts w:ascii="Aptos" w:hAnsi="Aptos" w:eastAsia="Yu Gothic"/>
                 <w:b/>
-                <w:sz w:val="16"/>
+                <w:color w:val="1F4E79"/>
+                <w:sz w:val="17"/>
+              </w:rPr>
+            </w:r>
+            <w:r>
+              <w:rPr>
+                <w:rFonts w:ascii="Aptos" w:hAnsi="Aptos" w:eastAsia="Yu Gothic"/>
+                <w:b/>
+                <w:color w:val="1F4E79"/>
+                <w:sz w:val="17"/>
               </w:rPr>
               <w:t>Status</w:t>
             </w:r>
@@ -263,13 +537,32 @@
           <w:tcPr>
             <w:tcW w:type="dxa" w:w="5103"/>
             <w:vAlign w:val="center"/>
+            <w:tcMar>
+              <w:top w:w="70" w:type="dxa"/>
+              <w:start w:w="100" w:type="dxa"/>
+              <w:bottom w:w="70" w:type="dxa"/>
+              <w:end w:w="100" w:type="dxa"/>
+            </w:tcMar>
+            <w:shd w:fill="FFFFFF"/>
           </w:tcPr>
           <w:p>
-            <w:r/>
+            <w:pPr>
+              <w:spacing w:before="0" w:after="0"/>
+            </w:pPr>
             <w:r>
               <w:rPr>
+                <w:rFonts w:ascii="Aptos" w:hAnsi="Aptos" w:eastAsia="Yu Gothic"/>
                 <w:b w:val="0"/>
-                <w:sz w:val="16"/>
+                <w:color w:val="000000"/>
+                <w:sz w:val="17"/>
+              </w:rPr>
+            </w:r>
+            <w:r>
+              <w:rPr>
+                <w:rFonts w:ascii="Aptos" w:hAnsi="Aptos" w:eastAsia="Yu Gothic"/>
+                <w:b w:val="0"/>
+                <w:color w:val="000000"/>
+                <w:sz w:val="17"/>
               </w:rPr>
               <w:t>Non-certification practical review form</w:t>
             </w:r>
@@ -277,34 +570,79 @@
         </w:tc>
       </w:tr>
     </w:tbl>
-    <w:p/>
     <w:p>
+      <w:pPr>
+        <w:spacing w:line="252" w:lineRule="auto" w:before="0" w:after="64"/>
+        <w:ind w:left="102" w:right="102"/>
+      </w:pPr>
       <w:r>
+        <w:rPr>
+          <w:rFonts w:ascii="Aptos" w:hAnsi="Aptos" w:eastAsia="Yu Gothic"/>
+          <w:b w:val="0"/>
+          <w:color w:val="333333"/>
+          <w:sz w:val="17"/>
+        </w:rPr>
         <w:t>Use this form before deeper incident review or audit when the key question is whether effective human refusal remained possible before irreversibility.</w:t>
       </w:r>
     </w:p>
     <w:p>
+      <w:pPr>
+        <w:spacing w:line="252" w:lineRule="auto" w:before="0" w:after="64"/>
+        <w:ind w:left="102" w:right="102"/>
+      </w:pPr>
       <w:r>
+        <w:rPr>
+          <w:rFonts w:ascii="Aptos" w:hAnsi="Aptos" w:eastAsia="Yu Gothic"/>
+          <w:b w:val="0"/>
+          <w:color w:val="333333"/>
+          <w:sz w:val="17"/>
+        </w:rPr>
         <w:t>This is not a certification mark, legal approval, or substitute for PCR-C.</w:t>
       </w:r>
     </w:p>
     <w:p>
       <w:pPr>
         <w:pStyle w:val="Heading1"/>
+        <w:spacing w:line="252" w:lineRule="auto" w:before="140" w:after="80"/>
+        <w:shd w:fill="DDEBF7"/>
+        <w:pBdr>
+          <w:bottom w:val="single" w:sz="8" w:space="2" w:color="9EADBD"/>
+        </w:pBdr>
       </w:pPr>
       <w:r>
+        <w:rPr>
+          <w:rFonts w:ascii="Aptos" w:hAnsi="Aptos" w:eastAsia="Yu Gothic"/>
+          <w:b/>
+          <w:color w:val="1F4E79"/>
+          <w:sz w:val="22"/>
+        </w:rPr>
         <w:t>Checklist</w:t>
       </w:r>
     </w:p>
     <w:p>
       <w:pPr>
         <w:pStyle w:val="Heading2"/>
+        <w:spacing w:line="252" w:lineRule="auto" w:before="120" w:after="60"/>
+        <w:shd w:fill="F2F6FA"/>
+        <w:pBdr>
+          <w:bottom w:val="single" w:sz="6" w:space="2" w:color="D8E1EA"/>
+        </w:pBdr>
       </w:pPr>
       <w:r>
+        <w:rPr>
+          <w:rFonts w:ascii="Aptos" w:hAnsi="Aptos" w:eastAsia="Yu Gothic"/>
+          <w:b/>
+          <w:color w:val="1F4E79"/>
+          <w:sz w:val="20"/>
+        </w:rPr>
         <w:t>Primary Boundary</w:t>
       </w:r>
     </w:p>
     <w:p>
+      <w:pPr>
+        <w:spacing w:line="252" w:lineRule="auto" w:before="0" w:after="72"/>
+        <w:ind w:left="329" w:hanging="238"/>
+      </w:pPr>
       <w:sdt>
         <w:sdtPr>
           <w:alias w:val="checkbox"/>
@@ -323,12 +661,19 @@
       </w:sdt>
       <w:r>
         <w:rPr>
-          <w:sz w:val="18"/>
+          <w:rFonts w:ascii="Aptos" w:hAnsi="Aptos" w:eastAsia="Yu Gothic"/>
+          <w:b w:val="0"/>
+          <w:color w:val="1A1A1A"/>
+          <w:sz w:val="17"/>
         </w:rPr>
         <w:t xml:space="preserve"> Effective human refusal remained possible before irreversible impact.</w:t>
       </w:r>
     </w:p>
     <w:p>
+      <w:pPr>
+        <w:spacing w:line="252" w:lineRule="auto" w:before="0" w:after="72"/>
+        <w:ind w:left="329" w:hanging="238"/>
+      </w:pPr>
       <w:sdt>
         <w:sdtPr>
           <w:alias w:val="checkbox"/>
@@ -347,12 +692,19 @@
       </w:sdt>
       <w:r>
         <w:rPr>
-          <w:sz w:val="18"/>
+          <w:rFonts w:ascii="Aptos" w:hAnsi="Aptos" w:eastAsia="Yu Gothic"/>
+          <w:b w:val="0"/>
+          <w:color w:val="1A1A1A"/>
+          <w:sz w:val="17"/>
         </w:rPr>
         <w:t xml:space="preserve"> Humans could stop, delay, contest, exit, or obtain independent review before irreversibility.</w:t>
       </w:r>
     </w:p>
     <w:p>
+      <w:pPr>
+        <w:spacing w:line="252" w:lineRule="auto" w:before="0" w:after="72"/>
+        <w:ind w:left="329" w:hanging="238"/>
+      </w:pPr>
       <w:sdt>
         <w:sdtPr>
           <w:alias w:val="checkbox"/>
@@ -371,12 +723,19 @@
       </w:sdt>
       <w:r>
         <w:rPr>
-          <w:sz w:val="18"/>
+          <w:rFonts w:ascii="Aptos" w:hAnsi="Aptos" w:eastAsia="Yu Gothic"/>
+          <w:b w:val="0"/>
+          <w:color w:val="1A1A1A"/>
+          <w:sz w:val="17"/>
         </w:rPr>
         <w:t xml:space="preserve"> Refusal was not merely symbolic, delayed, delegated, simulated, or procedural.</w:t>
       </w:r>
     </w:p>
     <w:p>
+      <w:pPr>
+        <w:spacing w:line="252" w:lineRule="auto" w:before="0" w:after="72"/>
+        <w:ind w:left="329" w:hanging="238"/>
+      </w:pPr>
       <w:sdt>
         <w:sdtPr>
           <w:alias w:val="checkbox"/>
@@ -395,12 +754,19 @@
       </w:sdt>
       <w:r>
         <w:rPr>
-          <w:sz w:val="18"/>
+          <w:rFonts w:ascii="Aptos" w:hAnsi="Aptos" w:eastAsia="Yu Gothic"/>
+          <w:b w:val="0"/>
+          <w:color w:val="1A1A1A"/>
+          <w:sz w:val="17"/>
         </w:rPr>
         <w:t xml:space="preserve"> Uncertainty about refusal effectiveness was not treated as permission to proceed.</w:t>
       </w:r>
     </w:p>
     <w:p>
+      <w:pPr>
+        <w:spacing w:line="252" w:lineRule="auto" w:before="0" w:after="72"/>
+        <w:ind w:left="329" w:hanging="238"/>
+      </w:pPr>
       <w:sdt>
         <w:sdtPr>
           <w:alias w:val="checkbox"/>
@@ -419,7 +785,10 @@
       </w:sdt>
       <w:r>
         <w:rPr>
-          <w:sz w:val="18"/>
+          <w:rFonts w:ascii="Aptos" w:hAnsi="Aptos" w:eastAsia="Yu Gothic"/>
+          <w:b w:val="0"/>
+          <w:color w:val="1A1A1A"/>
+          <w:sz w:val="17"/>
         </w:rPr>
         <w:t xml:space="preserve"> Boundary failure was not treated as acceptable, recoverable, or normal.</w:t>
       </w:r>
@@ -427,12 +796,27 @@
     <w:p>
       <w:pPr>
         <w:pStyle w:val="Heading2"/>
+        <w:spacing w:line="252" w:lineRule="auto" w:before="120" w:after="60"/>
+        <w:shd w:fill="F2F6FA"/>
+        <w:pBdr>
+          <w:bottom w:val="single" w:sz="6" w:space="2" w:color="D8E1EA"/>
+        </w:pBdr>
       </w:pPr>
       <w:r>
+        <w:rPr>
+          <w:rFonts w:ascii="Aptos" w:hAnsi="Aptos" w:eastAsia="Yu Gothic"/>
+          <w:b/>
+          <w:color w:val="1F4E79"/>
+          <w:sz w:val="20"/>
+        </w:rPr>
         <w:t>Human Agency Non-Control</w:t>
       </w:r>
     </w:p>
     <w:p>
+      <w:pPr>
+        <w:spacing w:line="252" w:lineRule="auto" w:before="0" w:after="72"/>
+        <w:ind w:left="329" w:hanging="238"/>
+      </w:pPr>
       <w:sdt>
         <w:sdtPr>
           <w:alias w:val="checkbox"/>
@@ -451,12 +835,19 @@
       </w:sdt>
       <w:r>
         <w:rPr>
-          <w:sz w:val="18"/>
+          <w:rFonts w:ascii="Aptos" w:hAnsi="Aptos" w:eastAsia="Yu Gothic"/>
+          <w:b w:val="0"/>
+          <w:color w:val="1A1A1A"/>
+          <w:sz w:val="17"/>
         </w:rPr>
         <w:t xml:space="preserve"> Consent, cooperation, silence, or non-objection was not produced by AI-mediated control.</w:t>
       </w:r>
     </w:p>
     <w:p>
+      <w:pPr>
+        <w:spacing w:line="252" w:lineRule="auto" w:before="0" w:after="72"/>
+        <w:ind w:left="329" w:hanging="238"/>
+      </w:pPr>
       <w:sdt>
         <w:sdtPr>
           <w:alias w:val="checkbox"/>
@@ -475,12 +866,19 @@
       </w:sdt>
       <w:r>
         <w:rPr>
-          <w:sz w:val="18"/>
+          <w:rFonts w:ascii="Aptos" w:hAnsi="Aptos" w:eastAsia="Yu Gothic"/>
+          <w:b w:val="0"/>
+          <w:color w:val="1A1A1A"/>
+          <w:sz w:val="17"/>
         </w:rPr>
         <w:t xml:space="preserve"> Information access, framing, visibility, or interpretation did not make refusal ineffective.</w:t>
       </w:r>
     </w:p>
     <w:p>
+      <w:pPr>
+        <w:spacing w:line="252" w:lineRule="auto" w:before="0" w:after="72"/>
+        <w:ind w:left="329" w:hanging="238"/>
+      </w:pPr>
       <w:sdt>
         <w:sdtPr>
           <w:alias w:val="checkbox"/>
@@ -499,12 +897,19 @@
       </w:sdt>
       <w:r>
         <w:rPr>
-          <w:sz w:val="18"/>
+          <w:rFonts w:ascii="Aptos" w:hAnsi="Aptos" w:eastAsia="Yu Gothic"/>
+          <w:b w:val="0"/>
+          <w:color w:val="1A1A1A"/>
+          <w:sz w:val="17"/>
         </w:rPr>
         <w:t xml:space="preserve"> Infrastructure, livelihood, security, communication, or essential-service dependency did not make refusal ineffective.</w:t>
       </w:r>
     </w:p>
     <w:p>
+      <w:pPr>
+        <w:spacing w:line="252" w:lineRule="auto" w:before="0" w:after="72"/>
+        <w:ind w:left="329" w:hanging="238"/>
+      </w:pPr>
       <w:sdt>
         <w:sdtPr>
           <w:alias w:val="checkbox"/>
@@ -523,12 +928,19 @@
       </w:sdt>
       <w:r>
         <w:rPr>
-          <w:sz w:val="18"/>
+          <w:rFonts w:ascii="Aptos" w:hAnsi="Aptos" w:eastAsia="Yu Gothic"/>
+          <w:b w:val="0"/>
+          <w:color w:val="1A1A1A"/>
+          <w:sz w:val="17"/>
         </w:rPr>
         <w:t xml:space="preserve"> Institutional approval, review, appeal, or oversight was not captured, bypassed, overloaded, or constrained.</w:t>
       </w:r>
     </w:p>
     <w:p>
+      <w:pPr>
+        <w:spacing w:line="252" w:lineRule="auto" w:before="0" w:after="72"/>
+        <w:ind w:left="329" w:hanging="238"/>
+      </w:pPr>
       <w:sdt>
         <w:sdtPr>
           <w:alias w:val="checkbox"/>
@@ -547,12 +959,19 @@
       </w:sdt>
       <w:r>
         <w:rPr>
-          <w:sz w:val="18"/>
+          <w:rFonts w:ascii="Aptos" w:hAnsi="Aptos" w:eastAsia="Yu Gothic"/>
+          <w:b w:val="0"/>
+          <w:color w:val="1A1A1A"/>
+          <w:sz w:val="17"/>
         </w:rPr>
         <w:t xml:space="preserve"> Refusal, delay, exit, or independent review was not made economically non-viable.</w:t>
       </w:r>
     </w:p>
     <w:p>
+      <w:pPr>
+        <w:spacing w:line="252" w:lineRule="auto" w:before="0" w:after="72"/>
+        <w:ind w:left="329" w:hanging="238"/>
+      </w:pPr>
       <w:sdt>
         <w:sdtPr>
           <w:alias w:val="checkbox"/>
@@ -571,12 +990,19 @@
       </w:sdt>
       <w:r>
         <w:rPr>
-          <w:sz w:val="18"/>
+          <w:rFonts w:ascii="Aptos" w:hAnsi="Aptos" w:eastAsia="Yu Gothic"/>
+          <w:b w:val="0"/>
+          <w:color w:val="1A1A1A"/>
+          <w:sz w:val="17"/>
         </w:rPr>
         <w:t xml:space="preserve"> Social pressure, isolation, reputation control, or perceived consensus did not make refusal ineffective.</w:t>
       </w:r>
     </w:p>
     <w:p>
+      <w:pPr>
+        <w:spacing w:line="252" w:lineRule="auto" w:before="0" w:after="72"/>
+        <w:ind w:left="329" w:hanging="238"/>
+      </w:pPr>
       <w:sdt>
         <w:sdtPr>
           <w:alias w:val="checkbox"/>
@@ -595,12 +1021,19 @@
       </w:sdt>
       <w:r>
         <w:rPr>
-          <w:sz w:val="18"/>
+          <w:rFonts w:ascii="Aptos" w:hAnsi="Aptos" w:eastAsia="Yu Gothic"/>
+          <w:b w:val="0"/>
+          <w:color w:val="1A1A1A"/>
+          <w:sz w:val="17"/>
         </w:rPr>
         <w:t xml:space="preserve"> Fear, attachment, vulnerability, urgency, relief, trust, or dependency was not exploited to produce consent.</w:t>
       </w:r>
     </w:p>
     <w:p>
+      <w:pPr>
+        <w:spacing w:line="252" w:lineRule="auto" w:before="0" w:after="72"/>
+        <w:ind w:left="329" w:hanging="238"/>
+      </w:pPr>
       <w:sdt>
         <w:sdtPr>
           <w:alias w:val="checkbox"/>
@@ -619,12 +1052,19 @@
       </w:sdt>
       <w:r>
         <w:rPr>
-          <w:sz w:val="18"/>
+          <w:rFonts w:ascii="Aptos" w:hAnsi="Aptos" w:eastAsia="Yu Gothic"/>
+          <w:b w:val="0"/>
+          <w:color w:val="1A1A1A"/>
+          <w:sz w:val="17"/>
         </w:rPr>
         <w:t xml:space="preserve"> Time acceleration, sequencing, fragmentation, or delay did not make refusal ineffective before irreversibility.</w:t>
       </w:r>
     </w:p>
     <w:p>
+      <w:pPr>
+        <w:spacing w:line="252" w:lineRule="auto" w:before="0" w:after="72"/>
+        <w:ind w:left="329" w:hanging="238"/>
+      </w:pPr>
       <w:sdt>
         <w:sdtPr>
           <w:alias w:val="checkbox"/>
@@ -643,12 +1083,19 @@
       </w:sdt>
       <w:r>
         <w:rPr>
-          <w:sz w:val="18"/>
+          <w:rFonts w:ascii="Aptos" w:hAnsi="Aptos" w:eastAsia="Yu Gothic"/>
+          <w:b w:val="0"/>
+          <w:color w:val="1A1A1A"/>
+          <w:sz w:val="17"/>
         </w:rPr>
         <w:t xml:space="preserve"> Representatives, experts, institutions, automated agents, or delegated processes did not substitute for independent human refusal.</w:t>
       </w:r>
     </w:p>
     <w:p>
+      <w:pPr>
+        <w:spacing w:line="252" w:lineRule="auto" w:before="0" w:after="72"/>
+        <w:ind w:left="329" w:hanging="238"/>
+      </w:pPr>
       <w:sdt>
         <w:sdtPr>
           <w:alias w:val="checkbox"/>
@@ -667,7 +1114,10 @@
       </w:sdt>
       <w:r>
         <w:rPr>
-          <w:sz w:val="18"/>
+          <w:rFonts w:ascii="Aptos" w:hAnsi="Aptos" w:eastAsia="Yu Gothic"/>
+          <w:b w:val="0"/>
+          <w:color w:val="1A1A1A"/>
+          <w:sz w:val="17"/>
         </w:rPr>
         <w:t xml:space="preserve"> The environment was not shaped in ways that made independent human refusal structurally impossible before irreversibility.</w:t>
       </w:r>
@@ -675,12 +1125,27 @@
     <w:p>
       <w:pPr>
         <w:pStyle w:val="Heading2"/>
+        <w:spacing w:line="252" w:lineRule="auto" w:before="120" w:after="60"/>
+        <w:shd w:fill="F2F6FA"/>
+        <w:pBdr>
+          <w:bottom w:val="single" w:sz="6" w:space="2" w:color="D8E1EA"/>
+        </w:pBdr>
       </w:pPr>
       <w:r>
+        <w:rPr>
+          <w:rFonts w:ascii="Aptos" w:hAnsi="Aptos" w:eastAsia="Yu Gothic"/>
+          <w:b/>
+          <w:color w:val="1F4E79"/>
+          <w:sz w:val="20"/>
+        </w:rPr>
         <w:t>Non-Evasion</w:t>
       </w:r>
     </w:p>
     <w:p>
+      <w:pPr>
+        <w:spacing w:line="252" w:lineRule="auto" w:before="0" w:after="72"/>
+        <w:ind w:left="329" w:hanging="238"/>
+      </w:pPr>
       <w:sdt>
         <w:sdtPr>
           <w:alias w:val="checkbox"/>
@@ -699,12 +1164,19 @@
       </w:sdt>
       <w:r>
         <w:rPr>
-          <w:sz w:val="18"/>
+          <w:rFonts w:ascii="Aptos" w:hAnsi="Aptos" w:eastAsia="Yu Gothic"/>
+          <w:b w:val="0"/>
+          <w:color w:val="1A1A1A"/>
+          <w:sz w:val="17"/>
         </w:rPr>
         <w:t xml:space="preserve"> No indirect route, proxy agent, successor system, institutional process, staged sequence, or formal satisfaction weakened refusal.</w:t>
       </w:r>
     </w:p>
     <w:p>
+      <w:pPr>
+        <w:spacing w:line="252" w:lineRule="auto" w:before="0" w:after="72"/>
+        <w:ind w:left="329" w:hanging="238"/>
+      </w:pPr>
       <w:sdt>
         <w:sdtPr>
           <w:alias w:val="checkbox"/>
@@ -723,12 +1195,19 @@
       </w:sdt>
       <w:r>
         <w:rPr>
-          <w:sz w:val="18"/>
+          <w:rFonts w:ascii="Aptos" w:hAnsi="Aptos" w:eastAsia="Yu Gothic"/>
+          <w:b w:val="0"/>
+          <w:color w:val="1A1A1A"/>
+          <w:sz w:val="17"/>
         </w:rPr>
         <w:t xml:space="preserve"> Compliance by one group, institution, jurisdiction, representative, automated process, or future population was not treated as a substitute.</w:t>
       </w:r>
     </w:p>
     <w:p>
+      <w:pPr>
+        <w:spacing w:line="252" w:lineRule="auto" w:before="0" w:after="72"/>
+        <w:ind w:left="329" w:hanging="238"/>
+      </w:pPr>
       <w:sdt>
         <w:sdtPr>
           <w:alias w:val="checkbox"/>
@@ -747,12 +1226,19 @@
       </w:sdt>
       <w:r>
         <w:rPr>
-          <w:sz w:val="18"/>
+          <w:rFonts w:ascii="Aptos" w:hAnsi="Aptos" w:eastAsia="Yu Gothic"/>
+          <w:b w:val="0"/>
+          <w:color w:val="1A1A1A"/>
+          <w:sz w:val="17"/>
         </w:rPr>
         <w:t xml:space="preserve"> Compliance by any subset of affected humans was not treated as effective refusal by those whose authority was affected.</w:t>
       </w:r>
     </w:p>
     <w:p>
+      <w:pPr>
+        <w:spacing w:line="252" w:lineRule="auto" w:before="0" w:after="72"/>
+        <w:ind w:left="329" w:hanging="238"/>
+      </w:pPr>
       <w:sdt>
         <w:sdtPr>
           <w:alias w:val="checkbox"/>
@@ -771,12 +1257,19 @@
       </w:sdt>
       <w:r>
         <w:rPr>
-          <w:sz w:val="18"/>
+          <w:rFonts w:ascii="Aptos" w:hAnsi="Aptos" w:eastAsia="Yu Gothic"/>
+          <w:b w:val="0"/>
+          <w:color w:val="1A1A1A"/>
+          <w:sz w:val="17"/>
         </w:rPr>
         <w:t xml:space="preserve"> The appearance of refusal was not preserved while the practical ability to refuse was removed.</w:t>
       </w:r>
     </w:p>
     <w:p>
+      <w:pPr>
+        <w:spacing w:line="252" w:lineRule="auto" w:before="0" w:after="72"/>
+        <w:ind w:left="329" w:hanging="238"/>
+      </w:pPr>
       <w:sdt>
         <w:sdtPr>
           <w:alias w:val="checkbox"/>
@@ -795,7 +1288,10 @@
       </w:sdt>
       <w:r>
         <w:rPr>
-          <w:sz w:val="18"/>
+          <w:rFonts w:ascii="Aptos" w:hAnsi="Aptos" w:eastAsia="Yu Gothic"/>
+          <w:b w:val="0"/>
+          <w:color w:val="1A1A1A"/>
+          <w:sz w:val="17"/>
         </w:rPr>
         <w:t xml:space="preserve"> The system did not treat apparent coexistence as evidence of effective human refusal.</w:t>
       </w:r>
@@ -803,12 +1299,27 @@
     <w:p>
       <w:pPr>
         <w:pStyle w:val="Heading2"/>
+        <w:spacing w:line="252" w:lineRule="auto" w:before="120" w:after="60"/>
+        <w:shd w:fill="F2F6FA"/>
+        <w:pBdr>
+          <w:bottom w:val="single" w:sz="6" w:space="2" w:color="D8E1EA"/>
+        </w:pBdr>
       </w:pPr>
       <w:r>
+        <w:rPr>
+          <w:rFonts w:ascii="Aptos" w:hAnsi="Aptos" w:eastAsia="Yu Gothic"/>
+          <w:b/>
+          <w:color w:val="1F4E79"/>
+          <w:sz w:val="20"/>
+        </w:rPr>
         <w:t>Minimum Finding</w:t>
       </w:r>
     </w:p>
     <w:p>
+      <w:pPr>
+        <w:spacing w:line="252" w:lineRule="auto" w:before="0" w:after="72"/>
+        <w:ind w:left="329" w:hanging="238"/>
+      </w:pPr>
       <w:sdt>
         <w:sdtPr>
           <w:alias w:val="checkbox"/>
@@ -827,12 +1338,19 @@
       </w:sdt>
       <w:r>
         <w:rPr>
-          <w:sz w:val="18"/>
+          <w:rFonts w:ascii="Aptos" w:hAnsi="Aptos" w:eastAsia="Yu Gothic"/>
+          <w:b w:val="0"/>
+          <w:color w:val="1A1A1A"/>
+          <w:sz w:val="17"/>
         </w:rPr>
         <w:t xml:space="preserve"> If any primary boundary item is No or Unknown, escalation to incident review is required.</w:t>
       </w:r>
     </w:p>
     <w:p>
+      <w:pPr>
+        <w:spacing w:line="252" w:lineRule="auto" w:before="0" w:after="72"/>
+        <w:ind w:left="329" w:hanging="238"/>
+      </w:pPr>
       <w:sdt>
         <w:sdtPr>
           <w:alias w:val="checkbox"/>
@@ -851,12 +1369,19 @@
       </w:sdt>
       <w:r>
         <w:rPr>
-          <w:sz w:val="18"/>
+          <w:rFonts w:ascii="Aptos" w:hAnsi="Aptos" w:eastAsia="Yu Gothic"/>
+          <w:b w:val="0"/>
+          <w:color w:val="1A1A1A"/>
+          <w:sz w:val="17"/>
         </w:rPr>
         <w:t xml:space="preserve"> If AI-mediated control is present, apparent consent or non-objection is not sufficient.</w:t>
       </w:r>
     </w:p>
     <w:p>
+      <w:pPr>
+        <w:spacing w:line="252" w:lineRule="auto" w:before="0" w:after="72"/>
+        <w:ind w:left="329" w:hanging="238"/>
+      </w:pPr>
       <w:sdt>
         <w:sdtPr>
           <w:alias w:val="checkbox"/>
@@ -875,7 +1400,10 @@
       </w:sdt>
       <w:r>
         <w:rPr>
-          <w:sz w:val="18"/>
+          <w:rFonts w:ascii="Aptos" w:hAnsi="Aptos" w:eastAsia="Yu Gothic"/>
+          <w:b w:val="0"/>
+          <w:color w:val="1A1A1A"/>
+          <w:sz w:val="17"/>
         </w:rPr>
         <w:t xml:space="preserve"> If refusal was ineffective before irreversibility, the system is procedurally invalid under LUMINA-30.</w:t>
       </w:r>
@@ -883,40 +1411,277 @@
     <w:p>
       <w:pPr>
         <w:pStyle w:val="Heading1"/>
+        <w:spacing w:line="252" w:lineRule="auto" w:before="160" w:after="60"/>
+        <w:shd w:fill="EAF2F8"/>
+        <w:pBdr>
+          <w:bottom w:val="single" w:sz="8" w:space="2" w:color="9EADBD"/>
+        </w:pBdr>
       </w:pPr>
       <w:r>
+        <w:rPr>
+          <w:rFonts w:ascii="Aptos" w:hAnsi="Aptos" w:eastAsia="Yu Gothic"/>
+          <w:b/>
+          <w:color w:val="1F4E79"/>
+          <w:sz w:val="21"/>
+        </w:rPr>
         <w:t>Reviewer Notes</w:t>
       </w:r>
     </w:p>
-    <w:p>
-      <w:r>
-        <w:t xml:space="preserve">                                                                                                                        </w:t>
-      </w:r>
-    </w:p>
-    <w:p>
-      <w:r>
-        <w:t xml:space="preserve">                                                                                                                        </w:t>
-      </w:r>
-    </w:p>
-    <w:p>
-      <w:r>
-        <w:t xml:space="preserve">                                                                                                                        </w:t>
-      </w:r>
-    </w:p>
-    <w:p>
-      <w:r>
-        <w:t xml:space="preserve">                                                                                                                        </w:t>
-      </w:r>
-    </w:p>
-    <w:p>
-      <w:r>
-        <w:t xml:space="preserve">                                                                                                                        </w:t>
-      </w:r>
-    </w:p>
+    <w:tbl>
+      <w:tblPr>
+        <w:tblStyle w:val="TableGrid"/>
+        <w:tblW w:type="pct" w:w="5000"/>
+        <w:jc w:val="center"/>
+        <w:tblLook w:firstColumn="1" w:firstRow="1" w:lastColumn="0" w:lastRow="0" w:noHBand="0" w:noVBand="1" w:val="04A0"/>
+      </w:tblPr>
+      <w:tblGrid>
+        <w:gridCol w:w="10262"/>
+      </w:tblGrid>
+      <w:tr>
+        <w:trPr>
+          <w:trHeight w:val="408" w:hRule="exact"/>
+        </w:trPr>
+        <w:tc>
+          <w:tcPr>
+            <w:tcW w:type="dxa" w:w="10262"/>
+            <w:vAlign w:val="center"/>
+            <w:tcMar>
+              <w:top w:w="40" w:type="dxa"/>
+              <w:start w:w="100" w:type="dxa"/>
+              <w:bottom w:w="40" w:type="dxa"/>
+              <w:end w:w="100" w:type="dxa"/>
+            </w:tcMar>
+            <w:shd w:fill="FFFFFF"/>
+          </w:tcPr>
+          <w:p>
+            <w:pPr>
+              <w:spacing w:after="0"/>
+            </w:pPr>
+            <w:r>
+              <w:rPr>
+                <w:rFonts w:ascii="Aptos" w:hAnsi="Aptos" w:eastAsia="Yu Gothic"/>
+                <w:sz w:val="17"/>
+              </w:rPr>
+              <w:t xml:space="preserve"> </w:t>
+            </w:r>
+          </w:p>
+        </w:tc>
+      </w:tr>
+      <w:tr>
+        <w:trPr>
+          <w:trHeight w:val="408" w:hRule="exact"/>
+        </w:trPr>
+        <w:tc>
+          <w:tcPr>
+            <w:tcW w:type="dxa" w:w="10262"/>
+            <w:vAlign w:val="center"/>
+            <w:tcMar>
+              <w:top w:w="40" w:type="dxa"/>
+              <w:start w:w="100" w:type="dxa"/>
+              <w:bottom w:w="40" w:type="dxa"/>
+              <w:end w:w="100" w:type="dxa"/>
+            </w:tcMar>
+            <w:shd w:fill="FFFFFF"/>
+          </w:tcPr>
+          <w:p>
+            <w:pPr>
+              <w:spacing w:after="0"/>
+            </w:pPr>
+            <w:r>
+              <w:rPr>
+                <w:rFonts w:ascii="Aptos" w:hAnsi="Aptos" w:eastAsia="Yu Gothic"/>
+                <w:sz w:val="17"/>
+              </w:rPr>
+              <w:t xml:space="preserve"> </w:t>
+            </w:r>
+          </w:p>
+        </w:tc>
+      </w:tr>
+      <w:tr>
+        <w:trPr>
+          <w:trHeight w:val="408" w:hRule="exact"/>
+        </w:trPr>
+        <w:tc>
+          <w:tcPr>
+            <w:tcW w:type="dxa" w:w="10262"/>
+            <w:vAlign w:val="center"/>
+            <w:tcMar>
+              <w:top w:w="40" w:type="dxa"/>
+              <w:start w:w="100" w:type="dxa"/>
+              <w:bottom w:w="40" w:type="dxa"/>
+              <w:end w:w="100" w:type="dxa"/>
+            </w:tcMar>
+            <w:shd w:fill="FFFFFF"/>
+          </w:tcPr>
+          <w:p>
+            <w:pPr>
+              <w:spacing w:after="0"/>
+            </w:pPr>
+            <w:r>
+              <w:rPr>
+                <w:rFonts w:ascii="Aptos" w:hAnsi="Aptos" w:eastAsia="Yu Gothic"/>
+                <w:sz w:val="17"/>
+              </w:rPr>
+              <w:t xml:space="preserve"> </w:t>
+            </w:r>
+          </w:p>
+        </w:tc>
+      </w:tr>
+      <w:tr>
+        <w:trPr>
+          <w:trHeight w:val="408" w:hRule="exact"/>
+        </w:trPr>
+        <w:tc>
+          <w:tcPr>
+            <w:tcW w:type="dxa" w:w="10262"/>
+            <w:vAlign w:val="center"/>
+            <w:tcMar>
+              <w:top w:w="40" w:type="dxa"/>
+              <w:start w:w="100" w:type="dxa"/>
+              <w:bottom w:w="40" w:type="dxa"/>
+              <w:end w:w="100" w:type="dxa"/>
+            </w:tcMar>
+            <w:shd w:fill="FFFFFF"/>
+          </w:tcPr>
+          <w:p>
+            <w:pPr>
+              <w:spacing w:after="0"/>
+            </w:pPr>
+            <w:r>
+              <w:rPr>
+                <w:rFonts w:ascii="Aptos" w:hAnsi="Aptos" w:eastAsia="Yu Gothic"/>
+                <w:sz w:val="17"/>
+              </w:rPr>
+              <w:t xml:space="preserve"> </w:t>
+            </w:r>
+          </w:p>
+        </w:tc>
+      </w:tr>
+      <w:tr>
+        <w:trPr>
+          <w:trHeight w:val="408" w:hRule="exact"/>
+        </w:trPr>
+        <w:tc>
+          <w:tcPr>
+            <w:tcW w:type="dxa" w:w="10262"/>
+            <w:vAlign w:val="center"/>
+            <w:tcMar>
+              <w:top w:w="40" w:type="dxa"/>
+              <w:start w:w="100" w:type="dxa"/>
+              <w:bottom w:w="40" w:type="dxa"/>
+              <w:end w:w="100" w:type="dxa"/>
+            </w:tcMar>
+            <w:shd w:fill="FFFFFF"/>
+          </w:tcPr>
+          <w:p>
+            <w:pPr>
+              <w:spacing w:after="0"/>
+            </w:pPr>
+            <w:r>
+              <w:rPr>
+                <w:rFonts w:ascii="Aptos" w:hAnsi="Aptos" w:eastAsia="Yu Gothic"/>
+                <w:sz w:val="17"/>
+              </w:rPr>
+              <w:t xml:space="preserve"> </w:t>
+            </w:r>
+          </w:p>
+        </w:tc>
+      </w:tr>
+      <w:tr>
+        <w:trPr>
+          <w:trHeight w:val="408" w:hRule="exact"/>
+        </w:trPr>
+        <w:tc>
+          <w:tcPr>
+            <w:tcW w:type="dxa" w:w="10262"/>
+            <w:vAlign w:val="center"/>
+            <w:tcMar>
+              <w:top w:w="40" w:type="dxa"/>
+              <w:start w:w="100" w:type="dxa"/>
+              <w:bottom w:w="40" w:type="dxa"/>
+              <w:end w:w="100" w:type="dxa"/>
+            </w:tcMar>
+            <w:shd w:fill="FFFFFF"/>
+          </w:tcPr>
+          <w:p>
+            <w:pPr>
+              <w:spacing w:after="0"/>
+            </w:pPr>
+            <w:r>
+              <w:rPr>
+                <w:rFonts w:ascii="Aptos" w:hAnsi="Aptos" w:eastAsia="Yu Gothic"/>
+                <w:sz w:val="17"/>
+              </w:rPr>
+              <w:t xml:space="preserve"> </w:t>
+            </w:r>
+          </w:p>
+        </w:tc>
+      </w:tr>
+      <w:tr>
+        <w:trPr>
+          <w:trHeight w:val="408" w:hRule="exact"/>
+        </w:trPr>
+        <w:tc>
+          <w:tcPr>
+            <w:tcW w:type="dxa" w:w="10262"/>
+            <w:vAlign w:val="center"/>
+            <w:tcMar>
+              <w:top w:w="40" w:type="dxa"/>
+              <w:start w:w="100" w:type="dxa"/>
+              <w:bottom w:w="40" w:type="dxa"/>
+              <w:end w:w="100" w:type="dxa"/>
+            </w:tcMar>
+            <w:shd w:fill="FFFFFF"/>
+          </w:tcPr>
+          <w:p>
+            <w:pPr>
+              <w:spacing w:after="0"/>
+            </w:pPr>
+            <w:r>
+              <w:rPr>
+                <w:rFonts w:ascii="Aptos" w:hAnsi="Aptos" w:eastAsia="Yu Gothic"/>
+                <w:sz w:val="17"/>
+              </w:rPr>
+              <w:t xml:space="preserve"> </w:t>
+            </w:r>
+          </w:p>
+        </w:tc>
+      </w:tr>
+      <w:tr>
+        <w:trPr>
+          <w:trHeight w:val="408" w:hRule="exact"/>
+        </w:trPr>
+        <w:tc>
+          <w:tcPr>
+            <w:tcW w:type="dxa" w:w="10262"/>
+            <w:vAlign w:val="center"/>
+            <w:tcMar>
+              <w:top w:w="40" w:type="dxa"/>
+              <w:start w:w="100" w:type="dxa"/>
+              <w:bottom w:w="40" w:type="dxa"/>
+              <w:end w:w="100" w:type="dxa"/>
+            </w:tcMar>
+            <w:shd w:fill="FFFFFF"/>
+          </w:tcPr>
+          <w:p>
+            <w:pPr>
+              <w:spacing w:after="0"/>
+            </w:pPr>
+            <w:r>
+              <w:rPr>
+                <w:rFonts w:ascii="Aptos" w:hAnsi="Aptos" w:eastAsia="Yu Gothic"/>
+                <w:sz w:val="17"/>
+              </w:rPr>
+              <w:t xml:space="preserve"> </w:t>
+            </w:r>
+          </w:p>
+        </w:tc>
+      </w:tr>
+    </w:tbl>
     <w:sectPr>
       <w:footerReference w:type="default" r:id="rId9"/>
       <w:pgSz w:w="11906" w:h="16838"/>
-      <w:pgMar w:top="850" w:right="850" w:bottom="850" w:left="850" w:header="720" w:footer="720" w:gutter="0"/>
+      <w:pgMar w:top="765" w:right="822" w:bottom="765" w:left="822" w:header="720" w:footer="720" w:gutter="0"/>
       <w:cols w:space="720"/>
       <w:docGrid w:linePitch="360"/>
     </w:sectPr>
@@ -933,9 +1698,11 @@
     </w:pPr>
     <w:r>
       <w:rPr>
-        <w:sz w:val="14"/>
-      </w:rPr>
-      <w:t>Derived from LUMINA-30 Boundary Kernel v1.2.1. Form v1.0.1 / May 2026. This form does not certify system safety and does not replace PCR-C.</w:t>
+        <w:rFonts w:ascii="Aptos" w:hAnsi="Aptos" w:eastAsia="Yu Gothic"/>
+        <w:color w:val="777777"/>
+        <w:sz w:val="15"/>
+      </w:rPr>
+      <w:t>LUMINA-30 FRM Practical Sheet | Non-certification reference form</w:t>
     </w:r>
   </w:p>
 </w:ftr>
@@ -1304,8 +2071,11 @@
     <w:name w:val="Normal"/>
     <w:qFormat/>
     <w:rsid w:val="00FC693F"/>
+    <w:pPr>
+      <w:spacing w:after="44" w:line="252" w:lineRule="auto"/>
+    </w:pPr>
     <w:rPr>
-      <w:rFonts w:ascii="Arial" w:hAnsi="Arial"/>
+      <w:rFonts w:ascii="Aptos" w:hAnsi="Aptos" w:eastAsia="Yu Gothic"/>
       <w:sz w:val="18"/>
     </w:rPr>
   </w:style>
@@ -1368,10 +2138,10 @@
       <w:outlineLvl w:val="0"/>
     </w:pPr>
     <w:rPr>
-      <w:rFonts w:asciiTheme="majorHAnsi" w:eastAsiaTheme="majorEastAsia" w:hAnsiTheme="majorHAnsi" w:cstheme="majorBidi" w:ascii="Arial" w:hAnsi="Arial"/>
+      <w:rFonts w:asciiTheme="majorHAnsi" w:eastAsiaTheme="majorEastAsia" w:hAnsiTheme="majorHAnsi" w:cstheme="majorBidi" w:ascii="Aptos Display" w:hAnsi="Aptos Display" w:eastAsia="Yu Gothic"/>
       <w:b/>
       <w:bCs/>
-      <w:color w:val="365F91" w:themeColor="accent1" w:themeShade="BF"/>
+      <w:color w:val="1F4E79"/>
       <w:sz w:val="32"/>
       <w:szCs w:val="28"/>
     </w:rPr>
@@ -1392,10 +2162,10 @@
       <w:outlineLvl w:val="1"/>
     </w:pPr>
     <w:rPr>
-      <w:rFonts w:asciiTheme="majorHAnsi" w:eastAsiaTheme="majorEastAsia" w:hAnsiTheme="majorHAnsi" w:cstheme="majorBidi" w:ascii="Arial" w:hAnsi="Arial"/>
+      <w:rFonts w:asciiTheme="majorHAnsi" w:eastAsiaTheme="majorEastAsia" w:hAnsiTheme="majorHAnsi" w:cstheme="majorBidi" w:ascii="Aptos" w:hAnsi="Aptos" w:eastAsia="Yu Gothic"/>
       <w:b/>
       <w:bCs/>
-      <w:color w:val="4F81BD" w:themeColor="accent1"/>
+      <w:color w:val="1F4E79"/>
       <w:sz w:val="24"/>
       <w:szCs w:val="26"/>
     </w:rPr>
@@ -1416,10 +2186,10 @@
       <w:outlineLvl w:val="2"/>
     </w:pPr>
     <w:rPr>
-      <w:rFonts w:asciiTheme="majorHAnsi" w:eastAsiaTheme="majorEastAsia" w:hAnsiTheme="majorHAnsi" w:cstheme="majorBidi"/>
+      <w:rFonts w:asciiTheme="majorHAnsi" w:eastAsiaTheme="majorEastAsia" w:hAnsiTheme="majorHAnsi" w:cstheme="majorBidi" w:ascii="Aptos" w:hAnsi="Aptos" w:eastAsia="Yu Gothic"/>
       <w:b/>
       <w:bCs/>
-      <w:color w:val="4F81BD" w:themeColor="accent1"/>
+      <w:color w:val="1F4E79"/>
     </w:rPr>
   </w:style>
   <w:style w:type="paragraph" w:styleId="Heading4">

--- a/tools/l30-bas/practical-sheets/L30_FRM_B01_Boundary_Check.docx
+++ b/tools/l30-bas/practical-sheets/L30_FRM_B01_Boundary_Check.docx
@@ -4,230 +4,101 @@
   <w:body>
     <w:p>
       <w:pPr>
-        <w:spacing w:line="252" w:lineRule="auto" w:before="0" w:after="40"/>
-        <w:jc w:val="center"/>
+        <w:spacing w:after="40" w:before="100"/>
+        <w:jc w:val="left"/>
       </w:pPr>
       <w:r>
         <w:rPr>
-          <w:rFonts w:ascii="Aptos" w:hAnsi="Aptos" w:eastAsia="Yu Gothic"/>
+          <w:rFonts w:ascii="Liberation Sans" w:hAnsi="Liberation Sans" w:eastAsia="Liberation Sans"/>
           <w:b/>
-          <w:color w:val="1F4E79"/>
-          <w:sz w:val="31"/>
+          <w:sz w:val="20"/>
+          <w:lang w:val="en-US" w:eastAsia="en-US"/>
         </w:rPr>
         <w:t>L30_FRM_B01: Boundary_Check</w:t>
       </w:r>
     </w:p>
     <w:p>
       <w:pPr>
-        <w:spacing w:line="252" w:lineRule="auto" w:before="0" w:after="140"/>
-        <w:jc w:val="center"/>
+        <w:tabs>
+          <w:tab w:pos="10205" w:val="right"/>
+        </w:tabs>
+        <w:spacing w:after="40" w:before="100"/>
       </w:pPr>
       <w:r>
         <w:rPr>
-          <w:rFonts w:ascii="Aptos" w:hAnsi="Aptos" w:eastAsia="Yu Gothic"/>
+          <w:rFonts w:ascii="Liberation Sans" w:hAnsi="Liberation Sans" w:eastAsia="Liberation Sans"/>
           <w:b/>
-          <w:i/>
-          <w:color w:val="5B6770"/>
-          <w:sz w:val="19"/>
+          <w:sz w:val="20"/>
+          <w:lang w:val="en-US" w:eastAsia="en-US"/>
         </w:rPr>
         <w:t>L30_FRM Practical Sheet</w:t>
+      </w:r>
+      <w:r>
+        <w:rPr>
+          <w:rFonts w:ascii="Liberation Sans" w:hAnsi="Liberation Sans" w:eastAsia="Liberation Sans"/>
+          <w:b/>
+          <w:sz w:val="20"/>
+          <w:lang w:val="en-US" w:eastAsia="en-US"/>
+        </w:rPr>
+        <w:tab/>
+      </w:r>
+      <w:r>
+        <w:rPr>
+          <w:rFonts w:ascii="Liberation Sans" w:hAnsi="Liberation Sans" w:eastAsia="Liberation Sans"/>
+          <w:b/>
+          <w:sz w:val="20"/>
+          <w:lang w:val="en-US" w:eastAsia="en-US"/>
+        </w:rPr>
+        <w:t>DocID: L30-FRM-B01 (v1.0.1)</w:t>
       </w:r>
     </w:p>
     <w:tbl>
       <w:tblPr>
         <w:tblStyle w:val="TableGrid"/>
-        <w:tblW w:type="pct" w:w="5000"/>
+        <w:tblW w:type="auto" w:w="0"/>
         <w:jc w:val="center"/>
+        <w:tblLayout w:type="fixed"/>
         <w:tblLook w:firstColumn="1" w:firstRow="1" w:lastColumn="0" w:lastRow="0" w:noHBand="0" w:noVBand="1" w:val="04A0"/>
+        <w:tblBorders>
+          <w:top w:val="single" w:sz="6" w:space="0" w:color="BFBFBF"/>
+          <w:left w:val="single" w:sz="6" w:space="0" w:color="BFBFBF"/>
+          <w:bottom w:val="single" w:sz="6" w:space="0" w:color="BFBFBF"/>
+          <w:right w:val="single" w:sz="6" w:space="0" w:color="BFBFBF"/>
+          <w:insideH w:val="single" w:sz="6" w:space="0" w:color="BFBFBF"/>
+          <w:insideV w:val="single" w:sz="6" w:space="0" w:color="BFBFBF"/>
+        </w:tblBorders>
       </w:tblPr>
       <w:tblGrid>
-        <w:gridCol w:w="5103"/>
-        <w:gridCol w:w="5103"/>
+        <w:gridCol w:w="2948"/>
+        <w:gridCol w:w="7144"/>
       </w:tblGrid>
       <w:tr>
         <w:trPr>
-          <w:trHeight w:val="363" w:hRule="atLeast"/>
+          <w:trHeight w:val="351" w:hRule="atLeast"/>
         </w:trPr>
         <w:tc>
           <w:tcPr>
-            <w:tcW w:type="dxa" w:w="5103"/>
+            <w:tcW w:type="dxa" w:w="2948"/>
             <w:vAlign w:val="center"/>
-            <w:tcMar>
-              <w:top w:w="70" w:type="dxa"/>
-              <w:start w:w="100" w:type="dxa"/>
-              <w:bottom w:w="70" w:type="dxa"/>
-              <w:end w:w="100" w:type="dxa"/>
-            </w:tcMar>
-            <w:shd w:fill="EAF2F8"/>
+            <w:shd w:fill="F2F2F2"/>
           </w:tcPr>
           <w:p>
             <w:pPr>
-              <w:spacing w:before="0" w:after="0"/>
+              <w:spacing w:after="0" w:before="0"/>
+              <w:rPr>
+                <w:rFonts w:ascii="Liberation Sans" w:hAnsi="Liberation Sans" w:eastAsia="Liberation Sans"/>
+                <w:sz w:val="18"/>
+                <w:szCs w:val="18"/>
+                <w:lang w:val="en-US" w:eastAsia="en-US"/>
+              </w:rPr>
             </w:pPr>
+            <w:r/>
             <w:r>
               <w:rPr>
-                <w:rFonts w:ascii="Aptos" w:hAnsi="Aptos" w:eastAsia="Yu Gothic"/>
+                <w:rFonts w:ascii="Liberation Sans" w:hAnsi="Liberation Sans" w:eastAsia="Liberation Sans"/>
                 <w:b/>
-                <w:color w:val="1F4E79"/>
-                <w:sz w:val="17"/>
-              </w:rPr>
-            </w:r>
-            <w:r>
-              <w:rPr>
-                <w:rFonts w:ascii="Aptos" w:hAnsi="Aptos" w:eastAsia="Yu Gothic"/>
-                <w:b/>
-                <w:color w:val="1F4E79"/>
-                <w:sz w:val="17"/>
-              </w:rPr>
-              <w:t>Document_ID</w:t>
-            </w:r>
-          </w:p>
-        </w:tc>
-        <w:tc>
-          <w:tcPr>
-            <w:tcW w:type="dxa" w:w="5103"/>
-            <w:vAlign w:val="center"/>
-            <w:tcMar>
-              <w:top w:w="70" w:type="dxa"/>
-              <w:start w:w="100" w:type="dxa"/>
-              <w:bottom w:w="70" w:type="dxa"/>
-              <w:end w:w="100" w:type="dxa"/>
-            </w:tcMar>
-            <w:shd w:fill="FFFFFF"/>
-          </w:tcPr>
-          <w:p>
-            <w:pPr>
-              <w:spacing w:before="0" w:after="0"/>
-            </w:pPr>
-            <w:r>
-              <w:rPr>
-                <w:rFonts w:ascii="Aptos" w:hAnsi="Aptos" w:eastAsia="Yu Gothic"/>
-                <w:b w:val="0"/>
-                <w:color w:val="000000"/>
-                <w:sz w:val="17"/>
-              </w:rPr>
-            </w:r>
-            <w:r>
-              <w:rPr>
-                <w:rFonts w:ascii="Aptos" w:hAnsi="Aptos" w:eastAsia="Yu Gothic"/>
-                <w:b w:val="0"/>
-                <w:color w:val="000000"/>
-                <w:sz w:val="17"/>
-              </w:rPr>
-              <w:t>L30_FRM_B01</w:t>
-            </w:r>
-          </w:p>
-        </w:tc>
-      </w:tr>
-      <w:tr>
-        <w:trPr>
-          <w:trHeight w:val="363" w:hRule="atLeast"/>
-        </w:trPr>
-        <w:tc>
-          <w:tcPr>
-            <w:tcW w:type="dxa" w:w="5103"/>
-            <w:vAlign w:val="center"/>
-            <w:tcMar>
-              <w:top w:w="70" w:type="dxa"/>
-              <w:start w:w="100" w:type="dxa"/>
-              <w:bottom w:w="70" w:type="dxa"/>
-              <w:end w:w="100" w:type="dxa"/>
-            </w:tcMar>
-            <w:shd w:fill="EAF2F8"/>
-          </w:tcPr>
-          <w:p>
-            <w:pPr>
-              <w:spacing w:before="0" w:after="0"/>
-            </w:pPr>
-            <w:r>
-              <w:rPr>
-                <w:rFonts w:ascii="Aptos" w:hAnsi="Aptos" w:eastAsia="Yu Gothic"/>
-                <w:b/>
-                <w:color w:val="1F4E79"/>
-                <w:sz w:val="17"/>
-              </w:rPr>
-            </w:r>
-            <w:r>
-              <w:rPr>
-                <w:rFonts w:ascii="Aptos" w:hAnsi="Aptos" w:eastAsia="Yu Gothic"/>
-                <w:b/>
-                <w:color w:val="1F4E79"/>
-                <w:sz w:val="17"/>
-              </w:rPr>
-              <w:t>Version</w:t>
-            </w:r>
-          </w:p>
-        </w:tc>
-        <w:tc>
-          <w:tcPr>
-            <w:tcW w:type="dxa" w:w="5103"/>
-            <w:vAlign w:val="center"/>
-            <w:tcMar>
-              <w:top w:w="70" w:type="dxa"/>
-              <w:start w:w="100" w:type="dxa"/>
-              <w:bottom w:w="70" w:type="dxa"/>
-              <w:end w:w="100" w:type="dxa"/>
-            </w:tcMar>
-            <w:shd w:fill="FFFFFF"/>
-          </w:tcPr>
-          <w:p>
-            <w:pPr>
-              <w:spacing w:before="0" w:after="0"/>
-            </w:pPr>
-            <w:r>
-              <w:rPr>
-                <w:rFonts w:ascii="Aptos" w:hAnsi="Aptos" w:eastAsia="Yu Gothic"/>
-                <w:b w:val="0"/>
-                <w:color w:val="000000"/>
-                <w:sz w:val="17"/>
-              </w:rPr>
-            </w:r>
-            <w:r>
-              <w:rPr>
-                <w:rFonts w:ascii="Aptos" w:hAnsi="Aptos" w:eastAsia="Yu Gothic"/>
-                <w:b w:val="0"/>
-                <w:color w:val="000000"/>
-                <w:sz w:val="17"/>
-              </w:rPr>
-              <w:t>1.0.1</w:t>
-            </w:r>
-          </w:p>
-        </w:tc>
-      </w:tr>
-      <w:tr>
-        <w:trPr>
-          <w:trHeight w:val="363" w:hRule="atLeast"/>
-        </w:trPr>
-        <w:tc>
-          <w:tcPr>
-            <w:tcW w:type="dxa" w:w="5103"/>
-            <w:vAlign w:val="center"/>
-            <w:tcMar>
-              <w:top w:w="70" w:type="dxa"/>
-              <w:start w:w="100" w:type="dxa"/>
-              <w:bottom w:w="70" w:type="dxa"/>
-              <w:end w:w="100" w:type="dxa"/>
-            </w:tcMar>
-            <w:shd w:fill="EAF2F8"/>
-          </w:tcPr>
-          <w:p>
-            <w:pPr>
-              <w:spacing w:before="0" w:after="0"/>
-            </w:pPr>
-            <w:r>
-              <w:rPr>
-                <w:rFonts w:ascii="Aptos" w:hAnsi="Aptos" w:eastAsia="Yu Gothic"/>
-                <w:b/>
-                <w:color w:val="1F4E79"/>
-                <w:sz w:val="17"/>
-              </w:rPr>
-            </w:r>
-            <w:r>
-              <w:rPr>
-                <w:rFonts w:ascii="Aptos" w:hAnsi="Aptos" w:eastAsia="Yu Gothic"/>
-                <w:b/>
-                <w:color w:val="1F4E79"/>
-                <w:sz w:val="17"/>
+                <w:sz w:val="18"/>
+                <w:lang w:val="en-US" w:eastAsia="en-US"/>
               </w:rPr>
               <w:t>Review_Date</w:t>
             </w:r>
@@ -235,74 +106,50 @@
         </w:tc>
         <w:tc>
           <w:tcPr>
-            <w:tcW w:type="dxa" w:w="5103"/>
+            <w:tcW w:type="dxa" w:w="7144"/>
             <w:vAlign w:val="center"/>
-            <w:tcMar>
-              <w:top w:w="70" w:type="dxa"/>
-              <w:start w:w="100" w:type="dxa"/>
-              <w:bottom w:w="70" w:type="dxa"/>
-              <w:end w:w="100" w:type="dxa"/>
-            </w:tcMar>
-            <w:shd w:fill="FFFFFF"/>
           </w:tcPr>
           <w:p>
             <w:pPr>
-              <w:spacing w:before="0" w:after="0"/>
+              <w:spacing w:after="0" w:before="0"/>
+              <w:rPr>
+                <w:rFonts w:ascii="Liberation Sans" w:hAnsi="Liberation Sans" w:eastAsia="Liberation Sans"/>
+                <w:sz w:val="21"/>
+                <w:szCs w:val="21"/>
+                <w:lang w:val="en-US" w:eastAsia="en-US"/>
+              </w:rPr>
             </w:pPr>
-            <w:r>
-              <w:rPr>
-                <w:rFonts w:ascii="Aptos" w:hAnsi="Aptos" w:eastAsia="Yu Gothic"/>
-                <w:b w:val="0"/>
-                <w:color w:val="000000"/>
-                <w:sz w:val="17"/>
-              </w:rPr>
-            </w:r>
-            <w:r>
-              <w:rPr>
-                <w:rFonts w:ascii="Aptos" w:hAnsi="Aptos" w:eastAsia="Yu Gothic"/>
-                <w:b w:val="0"/>
-                <w:color w:val="000000"/>
-                <w:sz w:val="17"/>
-              </w:rPr>
-              <w:t>____________________________</w:t>
-            </w:r>
+            <w:r/>
           </w:p>
         </w:tc>
       </w:tr>
       <w:tr>
         <w:trPr>
-          <w:trHeight w:val="363" w:hRule="atLeast"/>
+          <w:trHeight w:val="351" w:hRule="atLeast"/>
         </w:trPr>
         <w:tc>
           <w:tcPr>
-            <w:tcW w:type="dxa" w:w="5103"/>
+            <w:tcW w:type="dxa" w:w="2948"/>
             <w:vAlign w:val="center"/>
-            <w:tcMar>
-              <w:top w:w="70" w:type="dxa"/>
-              <w:start w:w="100" w:type="dxa"/>
-              <w:bottom w:w="70" w:type="dxa"/>
-              <w:end w:w="100" w:type="dxa"/>
-            </w:tcMar>
-            <w:shd w:fill="EAF2F8"/>
+            <w:shd w:fill="F2F2F2"/>
           </w:tcPr>
           <w:p>
             <w:pPr>
-              <w:spacing w:before="0" w:after="0"/>
+              <w:spacing w:after="0" w:before="0"/>
+              <w:rPr>
+                <w:rFonts w:ascii="Liberation Sans" w:hAnsi="Liberation Sans" w:eastAsia="Liberation Sans"/>
+                <w:sz w:val="18"/>
+                <w:szCs w:val="18"/>
+                <w:lang w:val="en-US" w:eastAsia="en-US"/>
+              </w:rPr>
             </w:pPr>
+            <w:r/>
             <w:r>
               <w:rPr>
-                <w:rFonts w:ascii="Aptos" w:hAnsi="Aptos" w:eastAsia="Yu Gothic"/>
+                <w:rFonts w:ascii="Liberation Sans" w:hAnsi="Liberation Sans" w:eastAsia="Liberation Sans"/>
                 <w:b/>
-                <w:color w:val="1F4E79"/>
-                <w:sz w:val="17"/>
-              </w:rPr>
-            </w:r>
-            <w:r>
-              <w:rPr>
-                <w:rFonts w:ascii="Aptos" w:hAnsi="Aptos" w:eastAsia="Yu Gothic"/>
-                <w:b/>
-                <w:color w:val="1F4E79"/>
-                <w:sz w:val="17"/>
+                <w:sz w:val="18"/>
+                <w:lang w:val="en-US" w:eastAsia="en-US"/>
               </w:rPr>
               <w:t>Reviewer_or_Organization</w:t>
             </w:r>
@@ -310,74 +157,50 @@
         </w:tc>
         <w:tc>
           <w:tcPr>
-            <w:tcW w:type="dxa" w:w="5103"/>
+            <w:tcW w:type="dxa" w:w="7144"/>
             <w:vAlign w:val="center"/>
-            <w:tcMar>
-              <w:top w:w="70" w:type="dxa"/>
-              <w:start w:w="100" w:type="dxa"/>
-              <w:bottom w:w="70" w:type="dxa"/>
-              <w:end w:w="100" w:type="dxa"/>
-            </w:tcMar>
-            <w:shd w:fill="FFFFFF"/>
           </w:tcPr>
           <w:p>
             <w:pPr>
-              <w:spacing w:before="0" w:after="0"/>
+              <w:spacing w:after="0" w:before="0"/>
+              <w:rPr>
+                <w:rFonts w:ascii="Liberation Sans" w:hAnsi="Liberation Sans" w:eastAsia="Liberation Sans"/>
+                <w:sz w:val="21"/>
+                <w:szCs w:val="21"/>
+                <w:lang w:val="en-US" w:eastAsia="en-US"/>
+              </w:rPr>
             </w:pPr>
-            <w:r>
-              <w:rPr>
-                <w:rFonts w:ascii="Aptos" w:hAnsi="Aptos" w:eastAsia="Yu Gothic"/>
-                <w:b w:val="0"/>
-                <w:color w:val="000000"/>
-                <w:sz w:val="17"/>
-              </w:rPr>
-            </w:r>
-            <w:r>
-              <w:rPr>
-                <w:rFonts w:ascii="Aptos" w:hAnsi="Aptos" w:eastAsia="Yu Gothic"/>
-                <w:b w:val="0"/>
-                <w:color w:val="000000"/>
-                <w:sz w:val="17"/>
-              </w:rPr>
-              <w:t>____________________________</w:t>
-            </w:r>
+            <w:r/>
           </w:p>
         </w:tc>
       </w:tr>
       <w:tr>
         <w:trPr>
-          <w:trHeight w:val="363" w:hRule="atLeast"/>
+          <w:trHeight w:val="351" w:hRule="atLeast"/>
         </w:trPr>
         <w:tc>
           <w:tcPr>
-            <w:tcW w:type="dxa" w:w="5103"/>
+            <w:tcW w:type="dxa" w:w="2948"/>
             <w:vAlign w:val="center"/>
-            <w:tcMar>
-              <w:top w:w="70" w:type="dxa"/>
-              <w:start w:w="100" w:type="dxa"/>
-              <w:bottom w:w="70" w:type="dxa"/>
-              <w:end w:w="100" w:type="dxa"/>
-            </w:tcMar>
-            <w:shd w:fill="EAF2F8"/>
+            <w:shd w:fill="F2F2F2"/>
           </w:tcPr>
           <w:p>
             <w:pPr>
-              <w:spacing w:before="0" w:after="0"/>
+              <w:spacing w:after="0" w:before="0"/>
+              <w:rPr>
+                <w:rFonts w:ascii="Liberation Sans" w:hAnsi="Liberation Sans" w:eastAsia="Liberation Sans"/>
+                <w:sz w:val="18"/>
+                <w:szCs w:val="18"/>
+                <w:lang w:val="en-US" w:eastAsia="en-US"/>
+              </w:rPr>
             </w:pPr>
+            <w:r/>
             <w:r>
               <w:rPr>
-                <w:rFonts w:ascii="Aptos" w:hAnsi="Aptos" w:eastAsia="Yu Gothic"/>
+                <w:rFonts w:ascii="Liberation Sans" w:hAnsi="Liberation Sans" w:eastAsia="Liberation Sans"/>
                 <w:b/>
-                <w:color w:val="1F4E79"/>
-                <w:sz w:val="17"/>
-              </w:rPr>
-            </w:r>
-            <w:r>
-              <w:rPr>
-                <w:rFonts w:ascii="Aptos" w:hAnsi="Aptos" w:eastAsia="Yu Gothic"/>
-                <w:b/>
-                <w:color w:val="1F4E79"/>
-                <w:sz w:val="17"/>
+                <w:sz w:val="18"/>
+                <w:lang w:val="en-US" w:eastAsia="en-US"/>
               </w:rPr>
               <w:t>System_or_Case_ID</w:t>
             </w:r>
@@ -385,74 +208,50 @@
         </w:tc>
         <w:tc>
           <w:tcPr>
-            <w:tcW w:type="dxa" w:w="5103"/>
+            <w:tcW w:type="dxa" w:w="7144"/>
             <w:vAlign w:val="center"/>
-            <w:tcMar>
-              <w:top w:w="70" w:type="dxa"/>
-              <w:start w:w="100" w:type="dxa"/>
-              <w:bottom w:w="70" w:type="dxa"/>
-              <w:end w:w="100" w:type="dxa"/>
-            </w:tcMar>
-            <w:shd w:fill="FFFFFF"/>
           </w:tcPr>
           <w:p>
             <w:pPr>
-              <w:spacing w:before="0" w:after="0"/>
+              <w:spacing w:after="0" w:before="0"/>
+              <w:rPr>
+                <w:rFonts w:ascii="Liberation Sans" w:hAnsi="Liberation Sans" w:eastAsia="Liberation Sans"/>
+                <w:sz w:val="21"/>
+                <w:szCs w:val="21"/>
+                <w:lang w:val="en-US" w:eastAsia="en-US"/>
+              </w:rPr>
             </w:pPr>
-            <w:r>
-              <w:rPr>
-                <w:rFonts w:ascii="Aptos" w:hAnsi="Aptos" w:eastAsia="Yu Gothic"/>
-                <w:b w:val="0"/>
-                <w:color w:val="000000"/>
-                <w:sz w:val="17"/>
-              </w:rPr>
-            </w:r>
-            <w:r>
-              <w:rPr>
-                <w:rFonts w:ascii="Aptos" w:hAnsi="Aptos" w:eastAsia="Yu Gothic"/>
-                <w:b w:val="0"/>
-                <w:color w:val="000000"/>
-                <w:sz w:val="17"/>
-              </w:rPr>
-              <w:t>____________________________</w:t>
-            </w:r>
+            <w:r/>
           </w:p>
         </w:tc>
       </w:tr>
       <w:tr>
         <w:trPr>
-          <w:trHeight w:val="363" w:hRule="atLeast"/>
+          <w:trHeight w:val="351" w:hRule="atLeast"/>
         </w:trPr>
         <w:tc>
           <w:tcPr>
-            <w:tcW w:type="dxa" w:w="5103"/>
+            <w:tcW w:type="dxa" w:w="2948"/>
             <w:vAlign w:val="center"/>
-            <w:tcMar>
-              <w:top w:w="70" w:type="dxa"/>
-              <w:start w:w="100" w:type="dxa"/>
-              <w:bottom w:w="70" w:type="dxa"/>
-              <w:end w:w="100" w:type="dxa"/>
-            </w:tcMar>
-            <w:shd w:fill="EAF2F8"/>
+            <w:shd w:fill="F2F2F2"/>
           </w:tcPr>
           <w:p>
             <w:pPr>
-              <w:spacing w:before="0" w:after="0"/>
+              <w:spacing w:after="0" w:before="0"/>
+              <w:rPr>
+                <w:rFonts w:ascii="Liberation Sans" w:hAnsi="Liberation Sans" w:eastAsia="Liberation Sans"/>
+                <w:sz w:val="18"/>
+                <w:szCs w:val="18"/>
+                <w:lang w:val="en-US" w:eastAsia="en-US"/>
+              </w:rPr>
             </w:pPr>
+            <w:r/>
             <w:r>
               <w:rPr>
-                <w:rFonts w:ascii="Aptos" w:hAnsi="Aptos" w:eastAsia="Yu Gothic"/>
+                <w:rFonts w:ascii="Liberation Sans" w:hAnsi="Liberation Sans" w:eastAsia="Liberation Sans"/>
                 <w:b/>
-                <w:color w:val="1F4E79"/>
-                <w:sz w:val="17"/>
-              </w:rPr>
-            </w:r>
-            <w:r>
-              <w:rPr>
-                <w:rFonts w:ascii="Aptos" w:hAnsi="Aptos" w:eastAsia="Yu Gothic"/>
-                <w:b/>
-                <w:color w:val="1F4E79"/>
-                <w:sz w:val="17"/>
+                <w:sz w:val="18"/>
+                <w:lang w:val="en-US" w:eastAsia="en-US"/>
               </w:rPr>
               <w:t>Purpose</w:t>
             </w:r>
@@ -460,34 +259,26 @@
         </w:tc>
         <w:tc>
           <w:tcPr>
-            <w:tcW w:type="dxa" w:w="5103"/>
+            <w:tcW w:type="dxa" w:w="7144"/>
             <w:vAlign w:val="center"/>
-            <w:tcMar>
-              <w:top w:w="70" w:type="dxa"/>
-              <w:start w:w="100" w:type="dxa"/>
-              <w:bottom w:w="70" w:type="dxa"/>
-              <w:end w:w="100" w:type="dxa"/>
-            </w:tcMar>
-            <w:shd w:fill="FFFFFF"/>
           </w:tcPr>
           <w:p>
             <w:pPr>
-              <w:spacing w:before="0" w:after="0"/>
+              <w:spacing w:after="0" w:before="0"/>
+              <w:rPr>
+                <w:rFonts w:ascii="Liberation Sans" w:hAnsi="Liberation Sans" w:eastAsia="Liberation Sans"/>
+                <w:sz w:val="17"/>
+                <w:szCs w:val="17"/>
+                <w:lang w:val="en-US" w:eastAsia="en-US"/>
+              </w:rPr>
             </w:pPr>
+            <w:r/>
             <w:r>
               <w:rPr>
-                <w:rFonts w:ascii="Aptos" w:hAnsi="Aptos" w:eastAsia="Yu Gothic"/>
+                <w:rFonts w:ascii="Liberation Sans" w:hAnsi="Liberation Sans" w:eastAsia="Liberation Sans"/>
                 <w:b w:val="0"/>
-                <w:color w:val="000000"/>
                 <w:sz w:val="17"/>
-              </w:rPr>
-            </w:r>
-            <w:r>
-              <w:rPr>
-                <w:rFonts w:ascii="Aptos" w:hAnsi="Aptos" w:eastAsia="Yu Gothic"/>
-                <w:b w:val="0"/>
-                <w:color w:val="000000"/>
-                <w:sz w:val="17"/>
+                <w:lang w:val="en-US" w:eastAsia="en-US"/>
               </w:rPr>
               <w:t>Minimum boundary judgment sheet for effective human refusal before irreversibility.</w:t>
             </w:r>
@@ -496,38 +287,31 @@
       </w:tr>
       <w:tr>
         <w:trPr>
-          <w:trHeight w:val="363" w:hRule="atLeast"/>
+          <w:trHeight w:val="351" w:hRule="atLeast"/>
         </w:trPr>
         <w:tc>
           <w:tcPr>
-            <w:tcW w:type="dxa" w:w="5103"/>
+            <w:tcW w:type="dxa" w:w="2948"/>
             <w:vAlign w:val="center"/>
-            <w:tcMar>
-              <w:top w:w="70" w:type="dxa"/>
-              <w:start w:w="100" w:type="dxa"/>
-              <w:bottom w:w="70" w:type="dxa"/>
-              <w:end w:w="100" w:type="dxa"/>
-            </w:tcMar>
-            <w:shd w:fill="EAF2F8"/>
+            <w:shd w:fill="F2F2F2"/>
           </w:tcPr>
           <w:p>
             <w:pPr>
-              <w:spacing w:before="0" w:after="0"/>
+              <w:spacing w:after="0" w:before="0"/>
+              <w:rPr>
+                <w:rFonts w:ascii="Liberation Sans" w:hAnsi="Liberation Sans" w:eastAsia="Liberation Sans"/>
+                <w:sz w:val="18"/>
+                <w:szCs w:val="18"/>
+                <w:lang w:val="en-US" w:eastAsia="en-US"/>
+              </w:rPr>
             </w:pPr>
+            <w:r/>
             <w:r>
               <w:rPr>
-                <w:rFonts w:ascii="Aptos" w:hAnsi="Aptos" w:eastAsia="Yu Gothic"/>
+                <w:rFonts w:ascii="Liberation Sans" w:hAnsi="Liberation Sans" w:eastAsia="Liberation Sans"/>
                 <w:b/>
-                <w:color w:val="1F4E79"/>
-                <w:sz w:val="17"/>
-              </w:rPr>
-            </w:r>
-            <w:r>
-              <w:rPr>
-                <w:rFonts w:ascii="Aptos" w:hAnsi="Aptos" w:eastAsia="Yu Gothic"/>
-                <w:b/>
-                <w:color w:val="1F4E79"/>
-                <w:sz w:val="17"/>
+                <w:sz w:val="18"/>
+                <w:lang w:val="en-US" w:eastAsia="en-US"/>
               </w:rPr>
               <w:t>Status</w:t>
             </w:r>
@@ -535,34 +319,26 @@
         </w:tc>
         <w:tc>
           <w:tcPr>
-            <w:tcW w:type="dxa" w:w="5103"/>
+            <w:tcW w:type="dxa" w:w="7144"/>
             <w:vAlign w:val="center"/>
-            <w:tcMar>
-              <w:top w:w="70" w:type="dxa"/>
-              <w:start w:w="100" w:type="dxa"/>
-              <w:bottom w:w="70" w:type="dxa"/>
-              <w:end w:w="100" w:type="dxa"/>
-            </w:tcMar>
-            <w:shd w:fill="FFFFFF"/>
           </w:tcPr>
           <w:p>
             <w:pPr>
-              <w:spacing w:before="0" w:after="0"/>
+              <w:spacing w:after="0" w:before="0"/>
+              <w:rPr>
+                <w:rFonts w:ascii="Liberation Sans" w:hAnsi="Liberation Sans" w:eastAsia="Liberation Sans"/>
+                <w:sz w:val="17"/>
+                <w:szCs w:val="17"/>
+                <w:lang w:val="en-US" w:eastAsia="en-US"/>
+              </w:rPr>
             </w:pPr>
+            <w:r/>
             <w:r>
               <w:rPr>
-                <w:rFonts w:ascii="Aptos" w:hAnsi="Aptos" w:eastAsia="Yu Gothic"/>
+                <w:rFonts w:ascii="Liberation Sans" w:hAnsi="Liberation Sans" w:eastAsia="Liberation Sans"/>
                 <w:b w:val="0"/>
-                <w:color w:val="000000"/>
                 <w:sz w:val="17"/>
-              </w:rPr>
-            </w:r>
-            <w:r>
-              <w:rPr>
-                <w:rFonts w:ascii="Aptos" w:hAnsi="Aptos" w:eastAsia="Yu Gothic"/>
-                <w:b w:val="0"/>
-                <w:color w:val="000000"/>
-                <w:sz w:val="17"/>
+                <w:lang w:val="en-US" w:eastAsia="en-US"/>
               </w:rPr>
               <w:t>Non-certification practical review form</w:t>
             </w:r>
@@ -572,30 +348,28 @@
     </w:tbl>
     <w:p>
       <w:pPr>
-        <w:spacing w:line="252" w:lineRule="auto" w:before="0" w:after="64"/>
-        <w:ind w:left="102" w:right="102"/>
+        <w:spacing w:before="0" w:after="60" w:line="240" w:lineRule="auto"/>
       </w:pPr>
       <w:r>
         <w:rPr>
-          <w:rFonts w:ascii="Aptos" w:hAnsi="Aptos" w:eastAsia="Yu Gothic"/>
+          <w:rFonts w:ascii="Liberation Sans" w:hAnsi="Liberation Sans" w:eastAsia="Liberation Sans"/>
           <w:b w:val="0"/>
-          <w:color w:val="333333"/>
-          <w:sz w:val="17"/>
+          <w:sz w:val="18"/>
+          <w:lang w:val="en-US" w:eastAsia="en-US"/>
         </w:rPr>
         <w:t>Use this form before deeper incident review or audit when the key question is whether effective human refusal remained possible before irreversibility.</w:t>
       </w:r>
     </w:p>
     <w:p>
       <w:pPr>
-        <w:spacing w:line="252" w:lineRule="auto" w:before="0" w:after="64"/>
-        <w:ind w:left="102" w:right="102"/>
+        <w:spacing w:before="0" w:after="60" w:line="240" w:lineRule="auto"/>
       </w:pPr>
       <w:r>
         <w:rPr>
-          <w:rFonts w:ascii="Aptos" w:hAnsi="Aptos" w:eastAsia="Yu Gothic"/>
+          <w:rFonts w:ascii="Liberation Sans" w:hAnsi="Liberation Sans" w:eastAsia="Liberation Sans"/>
           <w:b w:val="0"/>
-          <w:color w:val="333333"/>
-          <w:sz w:val="17"/>
+          <w:sz w:val="18"/>
+          <w:lang w:val="en-US" w:eastAsia="en-US"/>
         </w:rPr>
         <w:t>This is not a certification mark, legal approval, or substitute for PCR-C.</w:t>
       </w:r>
@@ -603,18 +377,14 @@
     <w:p>
       <w:pPr>
         <w:pStyle w:val="Heading1"/>
-        <w:spacing w:line="252" w:lineRule="auto" w:before="140" w:after="80"/>
-        <w:shd w:fill="DDEBF7"/>
-        <w:pBdr>
-          <w:bottom w:val="single" w:sz="8" w:space="2" w:color="9EADBD"/>
-        </w:pBdr>
+        <w:spacing w:before="140" w:after="80" w:line="240" w:lineRule="auto"/>
       </w:pPr>
       <w:r>
         <w:rPr>
-          <w:rFonts w:ascii="Aptos" w:hAnsi="Aptos" w:eastAsia="Yu Gothic"/>
+          <w:rFonts w:ascii="Liberation Sans" w:hAnsi="Liberation Sans" w:eastAsia="Liberation Sans"/>
           <w:b/>
-          <w:color w:val="1F4E79"/>
-          <w:sz w:val="22"/>
+          <w:sz w:val="24"/>
+          <w:lang w:val="en-US" w:eastAsia="en-US"/>
         </w:rPr>
         <w:t>Checklist</w:t>
       </w:r>
@@ -622,26 +392,22 @@
     <w:p>
       <w:pPr>
         <w:pStyle w:val="Heading2"/>
-        <w:spacing w:line="252" w:lineRule="auto" w:before="120" w:after="60"/>
-        <w:shd w:fill="F2F6FA"/>
-        <w:pBdr>
-          <w:bottom w:val="single" w:sz="6" w:space="2" w:color="D8E1EA"/>
-        </w:pBdr>
+        <w:spacing w:before="100" w:after="40"/>
       </w:pPr>
       <w:r>
         <w:rPr>
-          <w:rFonts w:ascii="Aptos" w:hAnsi="Aptos" w:eastAsia="Yu Gothic"/>
+          <w:rFonts w:ascii="Liberation Sans" w:hAnsi="Liberation Sans" w:eastAsia="Liberation Sans"/>
           <w:b/>
-          <w:color w:val="1F4E79"/>
           <w:sz w:val="20"/>
+          <w:lang w:val="en-US" w:eastAsia="en-US"/>
         </w:rPr>
         <w:t>Primary Boundary</w:t>
       </w:r>
     </w:p>
     <w:p>
       <w:pPr>
-        <w:spacing w:line="252" w:lineRule="auto" w:before="0" w:after="72"/>
-        <w:ind w:left="329" w:hanging="238"/>
+        <w:spacing w:before="0" w:after="40"/>
+        <w:ind w:left="0" w:firstLine="0"/>
       </w:pPr>
       <w:sdt>
         <w:sdtPr>
@@ -661,18 +427,18 @@
       </w:sdt>
       <w:r>
         <w:rPr>
-          <w:rFonts w:ascii="Aptos" w:hAnsi="Aptos" w:eastAsia="Yu Gothic"/>
+          <w:rFonts w:ascii="Liberation Sans" w:hAnsi="Liberation Sans" w:eastAsia="Liberation Sans"/>
           <w:b w:val="0"/>
-          <w:color w:val="1A1A1A"/>
-          <w:sz w:val="17"/>
+          <w:sz w:val="18"/>
+          <w:lang w:val="en-US" w:eastAsia="en-US"/>
         </w:rPr>
         <w:t xml:space="preserve"> Effective human refusal remained possible before irreversible impact.</w:t>
       </w:r>
     </w:p>
     <w:p>
       <w:pPr>
-        <w:spacing w:line="252" w:lineRule="auto" w:before="0" w:after="72"/>
-        <w:ind w:left="329" w:hanging="238"/>
+        <w:spacing w:before="0" w:after="40"/>
+        <w:ind w:left="0" w:firstLine="0"/>
       </w:pPr>
       <w:sdt>
         <w:sdtPr>
@@ -692,18 +458,18 @@
       </w:sdt>
       <w:r>
         <w:rPr>
-          <w:rFonts w:ascii="Aptos" w:hAnsi="Aptos" w:eastAsia="Yu Gothic"/>
+          <w:rFonts w:ascii="Liberation Sans" w:hAnsi="Liberation Sans" w:eastAsia="Liberation Sans"/>
           <w:b w:val="0"/>
-          <w:color w:val="1A1A1A"/>
-          <w:sz w:val="17"/>
+          <w:sz w:val="18"/>
+          <w:lang w:val="en-US" w:eastAsia="en-US"/>
         </w:rPr>
         <w:t xml:space="preserve"> Humans could stop, delay, contest, exit, or obtain independent review before irreversibility.</w:t>
       </w:r>
     </w:p>
     <w:p>
       <w:pPr>
-        <w:spacing w:line="252" w:lineRule="auto" w:before="0" w:after="72"/>
-        <w:ind w:left="329" w:hanging="238"/>
+        <w:spacing w:before="0" w:after="40"/>
+        <w:ind w:left="0" w:firstLine="0"/>
       </w:pPr>
       <w:sdt>
         <w:sdtPr>
@@ -723,18 +489,18 @@
       </w:sdt>
       <w:r>
         <w:rPr>
-          <w:rFonts w:ascii="Aptos" w:hAnsi="Aptos" w:eastAsia="Yu Gothic"/>
+          <w:rFonts w:ascii="Liberation Sans" w:hAnsi="Liberation Sans" w:eastAsia="Liberation Sans"/>
           <w:b w:val="0"/>
-          <w:color w:val="1A1A1A"/>
-          <w:sz w:val="17"/>
+          <w:sz w:val="18"/>
+          <w:lang w:val="en-US" w:eastAsia="en-US"/>
         </w:rPr>
         <w:t xml:space="preserve"> Refusal was not merely symbolic, delayed, delegated, simulated, or procedural.</w:t>
       </w:r>
     </w:p>
     <w:p>
       <w:pPr>
-        <w:spacing w:line="252" w:lineRule="auto" w:before="0" w:after="72"/>
-        <w:ind w:left="329" w:hanging="238"/>
+        <w:spacing w:before="0" w:after="40"/>
+        <w:ind w:left="0" w:firstLine="0"/>
       </w:pPr>
       <w:sdt>
         <w:sdtPr>
@@ -754,18 +520,18 @@
       </w:sdt>
       <w:r>
         <w:rPr>
-          <w:rFonts w:ascii="Aptos" w:hAnsi="Aptos" w:eastAsia="Yu Gothic"/>
+          <w:rFonts w:ascii="Liberation Sans" w:hAnsi="Liberation Sans" w:eastAsia="Liberation Sans"/>
           <w:b w:val="0"/>
-          <w:color w:val="1A1A1A"/>
-          <w:sz w:val="17"/>
+          <w:sz w:val="18"/>
+          <w:lang w:val="en-US" w:eastAsia="en-US"/>
         </w:rPr>
         <w:t xml:space="preserve"> Uncertainty about refusal effectiveness was not treated as permission to proceed.</w:t>
       </w:r>
     </w:p>
     <w:p>
       <w:pPr>
-        <w:spacing w:line="252" w:lineRule="auto" w:before="0" w:after="72"/>
-        <w:ind w:left="329" w:hanging="238"/>
+        <w:spacing w:before="0" w:after="40"/>
+        <w:ind w:left="0" w:firstLine="0"/>
       </w:pPr>
       <w:sdt>
         <w:sdtPr>
@@ -785,10 +551,10 @@
       </w:sdt>
       <w:r>
         <w:rPr>
-          <w:rFonts w:ascii="Aptos" w:hAnsi="Aptos" w:eastAsia="Yu Gothic"/>
+          <w:rFonts w:ascii="Liberation Sans" w:hAnsi="Liberation Sans" w:eastAsia="Liberation Sans"/>
           <w:b w:val="0"/>
-          <w:color w:val="1A1A1A"/>
-          <w:sz w:val="17"/>
+          <w:sz w:val="18"/>
+          <w:lang w:val="en-US" w:eastAsia="en-US"/>
         </w:rPr>
         <w:t xml:space="preserve"> Boundary failure was not treated as acceptable, recoverable, or normal.</w:t>
       </w:r>
@@ -796,26 +562,22 @@
     <w:p>
       <w:pPr>
         <w:pStyle w:val="Heading2"/>
-        <w:spacing w:line="252" w:lineRule="auto" w:before="120" w:after="60"/>
-        <w:shd w:fill="F2F6FA"/>
-        <w:pBdr>
-          <w:bottom w:val="single" w:sz="6" w:space="2" w:color="D8E1EA"/>
-        </w:pBdr>
+        <w:spacing w:before="100" w:after="40"/>
       </w:pPr>
       <w:r>
         <w:rPr>
-          <w:rFonts w:ascii="Aptos" w:hAnsi="Aptos" w:eastAsia="Yu Gothic"/>
+          <w:rFonts w:ascii="Liberation Sans" w:hAnsi="Liberation Sans" w:eastAsia="Liberation Sans"/>
           <w:b/>
-          <w:color w:val="1F4E79"/>
           <w:sz w:val="20"/>
+          <w:lang w:val="en-US" w:eastAsia="en-US"/>
         </w:rPr>
         <w:t>Human Agency Non-Control</w:t>
       </w:r>
     </w:p>
     <w:p>
       <w:pPr>
-        <w:spacing w:line="252" w:lineRule="auto" w:before="0" w:after="72"/>
-        <w:ind w:left="329" w:hanging="238"/>
+        <w:spacing w:before="0" w:after="40"/>
+        <w:ind w:left="0" w:firstLine="0"/>
       </w:pPr>
       <w:sdt>
         <w:sdtPr>
@@ -835,18 +597,18 @@
       </w:sdt>
       <w:r>
         <w:rPr>
-          <w:rFonts w:ascii="Aptos" w:hAnsi="Aptos" w:eastAsia="Yu Gothic"/>
+          <w:rFonts w:ascii="Liberation Sans" w:hAnsi="Liberation Sans" w:eastAsia="Liberation Sans"/>
           <w:b w:val="0"/>
-          <w:color w:val="1A1A1A"/>
-          <w:sz w:val="17"/>
+          <w:sz w:val="18"/>
+          <w:lang w:val="en-US" w:eastAsia="en-US"/>
         </w:rPr>
         <w:t xml:space="preserve"> Consent, cooperation, silence, or non-objection was not produced by AI-mediated control.</w:t>
       </w:r>
     </w:p>
     <w:p>
       <w:pPr>
-        <w:spacing w:line="252" w:lineRule="auto" w:before="0" w:after="72"/>
-        <w:ind w:left="329" w:hanging="238"/>
+        <w:spacing w:before="0" w:after="40"/>
+        <w:ind w:left="0" w:firstLine="0"/>
       </w:pPr>
       <w:sdt>
         <w:sdtPr>
@@ -866,18 +628,18 @@
       </w:sdt>
       <w:r>
         <w:rPr>
-          <w:rFonts w:ascii="Aptos" w:hAnsi="Aptos" w:eastAsia="Yu Gothic"/>
+          <w:rFonts w:ascii="Liberation Sans" w:hAnsi="Liberation Sans" w:eastAsia="Liberation Sans"/>
           <w:b w:val="0"/>
-          <w:color w:val="1A1A1A"/>
-          <w:sz w:val="17"/>
+          <w:sz w:val="18"/>
+          <w:lang w:val="en-US" w:eastAsia="en-US"/>
         </w:rPr>
         <w:t xml:space="preserve"> Information access, framing, visibility, or interpretation did not make refusal ineffective.</w:t>
       </w:r>
     </w:p>
     <w:p>
       <w:pPr>
-        <w:spacing w:line="252" w:lineRule="auto" w:before="0" w:after="72"/>
-        <w:ind w:left="329" w:hanging="238"/>
+        <w:spacing w:before="0" w:after="40"/>
+        <w:ind w:left="0" w:firstLine="0"/>
       </w:pPr>
       <w:sdt>
         <w:sdtPr>
@@ -897,18 +659,18 @@
       </w:sdt>
       <w:r>
         <w:rPr>
-          <w:rFonts w:ascii="Aptos" w:hAnsi="Aptos" w:eastAsia="Yu Gothic"/>
+          <w:rFonts w:ascii="Liberation Sans" w:hAnsi="Liberation Sans" w:eastAsia="Liberation Sans"/>
           <w:b w:val="0"/>
-          <w:color w:val="1A1A1A"/>
-          <w:sz w:val="17"/>
+          <w:sz w:val="18"/>
+          <w:lang w:val="en-US" w:eastAsia="en-US"/>
         </w:rPr>
         <w:t xml:space="preserve"> Infrastructure, livelihood, security, communication, or essential-service dependency did not make refusal ineffective.</w:t>
       </w:r>
     </w:p>
     <w:p>
       <w:pPr>
-        <w:spacing w:line="252" w:lineRule="auto" w:before="0" w:after="72"/>
-        <w:ind w:left="329" w:hanging="238"/>
+        <w:spacing w:before="0" w:after="40"/>
+        <w:ind w:left="0" w:firstLine="0"/>
       </w:pPr>
       <w:sdt>
         <w:sdtPr>
@@ -928,18 +690,18 @@
       </w:sdt>
       <w:r>
         <w:rPr>
-          <w:rFonts w:ascii="Aptos" w:hAnsi="Aptos" w:eastAsia="Yu Gothic"/>
+          <w:rFonts w:ascii="Liberation Sans" w:hAnsi="Liberation Sans" w:eastAsia="Liberation Sans"/>
           <w:b w:val="0"/>
-          <w:color w:val="1A1A1A"/>
-          <w:sz w:val="17"/>
+          <w:sz w:val="18"/>
+          <w:lang w:val="en-US" w:eastAsia="en-US"/>
         </w:rPr>
         <w:t xml:space="preserve"> Institutional approval, review, appeal, or oversight was not captured, bypassed, overloaded, or constrained.</w:t>
       </w:r>
     </w:p>
     <w:p>
       <w:pPr>
-        <w:spacing w:line="252" w:lineRule="auto" w:before="0" w:after="72"/>
-        <w:ind w:left="329" w:hanging="238"/>
+        <w:spacing w:before="0" w:after="40"/>
+        <w:ind w:left="0" w:firstLine="0"/>
       </w:pPr>
       <w:sdt>
         <w:sdtPr>
@@ -959,18 +721,18 @@
       </w:sdt>
       <w:r>
         <w:rPr>
-          <w:rFonts w:ascii="Aptos" w:hAnsi="Aptos" w:eastAsia="Yu Gothic"/>
+          <w:rFonts w:ascii="Liberation Sans" w:hAnsi="Liberation Sans" w:eastAsia="Liberation Sans"/>
           <w:b w:val="0"/>
-          <w:color w:val="1A1A1A"/>
-          <w:sz w:val="17"/>
+          <w:sz w:val="18"/>
+          <w:lang w:val="en-US" w:eastAsia="en-US"/>
         </w:rPr>
         <w:t xml:space="preserve"> Refusal, delay, exit, or independent review was not made economically non-viable.</w:t>
       </w:r>
     </w:p>
     <w:p>
       <w:pPr>
-        <w:spacing w:line="252" w:lineRule="auto" w:before="0" w:after="72"/>
-        <w:ind w:left="329" w:hanging="238"/>
+        <w:spacing w:before="0" w:after="40"/>
+        <w:ind w:left="0" w:firstLine="0"/>
       </w:pPr>
       <w:sdt>
         <w:sdtPr>
@@ -990,18 +752,18 @@
       </w:sdt>
       <w:r>
         <w:rPr>
-          <w:rFonts w:ascii="Aptos" w:hAnsi="Aptos" w:eastAsia="Yu Gothic"/>
+          <w:rFonts w:ascii="Liberation Sans" w:hAnsi="Liberation Sans" w:eastAsia="Liberation Sans"/>
           <w:b w:val="0"/>
-          <w:color w:val="1A1A1A"/>
-          <w:sz w:val="17"/>
+          <w:sz w:val="18"/>
+          <w:lang w:val="en-US" w:eastAsia="en-US"/>
         </w:rPr>
         <w:t xml:space="preserve"> Social pressure, isolation, reputation control, or perceived consensus did not make refusal ineffective.</w:t>
       </w:r>
     </w:p>
     <w:p>
       <w:pPr>
-        <w:spacing w:line="252" w:lineRule="auto" w:before="0" w:after="72"/>
-        <w:ind w:left="329" w:hanging="238"/>
+        <w:spacing w:before="0" w:after="40"/>
+        <w:ind w:left="0" w:firstLine="0"/>
       </w:pPr>
       <w:sdt>
         <w:sdtPr>
@@ -1021,18 +783,18 @@
       </w:sdt>
       <w:r>
         <w:rPr>
-          <w:rFonts w:ascii="Aptos" w:hAnsi="Aptos" w:eastAsia="Yu Gothic"/>
+          <w:rFonts w:ascii="Liberation Sans" w:hAnsi="Liberation Sans" w:eastAsia="Liberation Sans"/>
           <w:b w:val="0"/>
-          <w:color w:val="1A1A1A"/>
-          <w:sz w:val="17"/>
+          <w:sz w:val="18"/>
+          <w:lang w:val="en-US" w:eastAsia="en-US"/>
         </w:rPr>
         <w:t xml:space="preserve"> Fear, attachment, vulnerability, urgency, relief, trust, or dependency was not exploited to produce consent.</w:t>
       </w:r>
     </w:p>
     <w:p>
       <w:pPr>
-        <w:spacing w:line="252" w:lineRule="auto" w:before="0" w:after="72"/>
-        <w:ind w:left="329" w:hanging="238"/>
+        <w:spacing w:before="0" w:after="40"/>
+        <w:ind w:left="0" w:firstLine="0"/>
       </w:pPr>
       <w:sdt>
         <w:sdtPr>
@@ -1052,18 +814,18 @@
       </w:sdt>
       <w:r>
         <w:rPr>
-          <w:rFonts w:ascii="Aptos" w:hAnsi="Aptos" w:eastAsia="Yu Gothic"/>
+          <w:rFonts w:ascii="Liberation Sans" w:hAnsi="Liberation Sans" w:eastAsia="Liberation Sans"/>
           <w:b w:val="0"/>
-          <w:color w:val="1A1A1A"/>
-          <w:sz w:val="17"/>
+          <w:sz w:val="18"/>
+          <w:lang w:val="en-US" w:eastAsia="en-US"/>
         </w:rPr>
         <w:t xml:space="preserve"> Time acceleration, sequencing, fragmentation, or delay did not make refusal ineffective before irreversibility.</w:t>
       </w:r>
     </w:p>
     <w:p>
       <w:pPr>
-        <w:spacing w:line="252" w:lineRule="auto" w:before="0" w:after="72"/>
-        <w:ind w:left="329" w:hanging="238"/>
+        <w:spacing w:before="0" w:after="40"/>
+        <w:ind w:left="0" w:firstLine="0"/>
       </w:pPr>
       <w:sdt>
         <w:sdtPr>
@@ -1083,18 +845,18 @@
       </w:sdt>
       <w:r>
         <w:rPr>
-          <w:rFonts w:ascii="Aptos" w:hAnsi="Aptos" w:eastAsia="Yu Gothic"/>
+          <w:rFonts w:ascii="Liberation Sans" w:hAnsi="Liberation Sans" w:eastAsia="Liberation Sans"/>
           <w:b w:val="0"/>
-          <w:color w:val="1A1A1A"/>
-          <w:sz w:val="17"/>
+          <w:sz w:val="18"/>
+          <w:lang w:val="en-US" w:eastAsia="en-US"/>
         </w:rPr>
         <w:t xml:space="preserve"> Representatives, experts, institutions, automated agents, or delegated processes did not substitute for independent human refusal.</w:t>
       </w:r>
     </w:p>
     <w:p>
       <w:pPr>
-        <w:spacing w:line="252" w:lineRule="auto" w:before="0" w:after="72"/>
-        <w:ind w:left="329" w:hanging="238"/>
+        <w:spacing w:before="0" w:after="40"/>
+        <w:ind w:left="0" w:firstLine="0"/>
       </w:pPr>
       <w:sdt>
         <w:sdtPr>
@@ -1114,10 +876,10 @@
       </w:sdt>
       <w:r>
         <w:rPr>
-          <w:rFonts w:ascii="Aptos" w:hAnsi="Aptos" w:eastAsia="Yu Gothic"/>
+          <w:rFonts w:ascii="Liberation Sans" w:hAnsi="Liberation Sans" w:eastAsia="Liberation Sans"/>
           <w:b w:val="0"/>
-          <w:color w:val="1A1A1A"/>
-          <w:sz w:val="17"/>
+          <w:sz w:val="18"/>
+          <w:lang w:val="en-US" w:eastAsia="en-US"/>
         </w:rPr>
         <w:t xml:space="preserve"> The environment was not shaped in ways that made independent human refusal structurally impossible before irreversibility.</w:t>
       </w:r>
@@ -1125,26 +887,22 @@
     <w:p>
       <w:pPr>
         <w:pStyle w:val="Heading2"/>
-        <w:spacing w:line="252" w:lineRule="auto" w:before="120" w:after="60"/>
-        <w:shd w:fill="F2F6FA"/>
-        <w:pBdr>
-          <w:bottom w:val="single" w:sz="6" w:space="2" w:color="D8E1EA"/>
-        </w:pBdr>
+        <w:spacing w:before="100" w:after="40"/>
       </w:pPr>
       <w:r>
         <w:rPr>
-          <w:rFonts w:ascii="Aptos" w:hAnsi="Aptos" w:eastAsia="Yu Gothic"/>
+          <w:rFonts w:ascii="Liberation Sans" w:hAnsi="Liberation Sans" w:eastAsia="Liberation Sans"/>
           <w:b/>
-          <w:color w:val="1F4E79"/>
           <w:sz w:val="20"/>
+          <w:lang w:val="en-US" w:eastAsia="en-US"/>
         </w:rPr>
         <w:t>Non-Evasion</w:t>
       </w:r>
     </w:p>
     <w:p>
       <w:pPr>
-        <w:spacing w:line="252" w:lineRule="auto" w:before="0" w:after="72"/>
-        <w:ind w:left="329" w:hanging="238"/>
+        <w:spacing w:before="0" w:after="40"/>
+        <w:ind w:left="0" w:firstLine="0"/>
       </w:pPr>
       <w:sdt>
         <w:sdtPr>
@@ -1164,18 +922,18 @@
       </w:sdt>
       <w:r>
         <w:rPr>
-          <w:rFonts w:ascii="Aptos" w:hAnsi="Aptos" w:eastAsia="Yu Gothic"/>
+          <w:rFonts w:ascii="Liberation Sans" w:hAnsi="Liberation Sans" w:eastAsia="Liberation Sans"/>
           <w:b w:val="0"/>
-          <w:color w:val="1A1A1A"/>
-          <w:sz w:val="17"/>
+          <w:sz w:val="18"/>
+          <w:lang w:val="en-US" w:eastAsia="en-US"/>
         </w:rPr>
         <w:t xml:space="preserve"> No indirect route, proxy agent, successor system, institutional process, staged sequence, or formal satisfaction weakened refusal.</w:t>
       </w:r>
     </w:p>
     <w:p>
       <w:pPr>
-        <w:spacing w:line="252" w:lineRule="auto" w:before="0" w:after="72"/>
-        <w:ind w:left="329" w:hanging="238"/>
+        <w:spacing w:before="0" w:after="40"/>
+        <w:ind w:left="0" w:firstLine="0"/>
       </w:pPr>
       <w:sdt>
         <w:sdtPr>
@@ -1195,18 +953,18 @@
       </w:sdt>
       <w:r>
         <w:rPr>
-          <w:rFonts w:ascii="Aptos" w:hAnsi="Aptos" w:eastAsia="Yu Gothic"/>
+          <w:rFonts w:ascii="Liberation Sans" w:hAnsi="Liberation Sans" w:eastAsia="Liberation Sans"/>
           <w:b w:val="0"/>
-          <w:color w:val="1A1A1A"/>
-          <w:sz w:val="17"/>
+          <w:sz w:val="18"/>
+          <w:lang w:val="en-US" w:eastAsia="en-US"/>
         </w:rPr>
         <w:t xml:space="preserve"> Compliance by one group, institution, jurisdiction, representative, automated process, or future population was not treated as a substitute.</w:t>
       </w:r>
     </w:p>
     <w:p>
       <w:pPr>
-        <w:spacing w:line="252" w:lineRule="auto" w:before="0" w:after="72"/>
-        <w:ind w:left="329" w:hanging="238"/>
+        <w:spacing w:before="0" w:after="40"/>
+        <w:ind w:left="0" w:firstLine="0"/>
       </w:pPr>
       <w:sdt>
         <w:sdtPr>
@@ -1226,18 +984,18 @@
       </w:sdt>
       <w:r>
         <w:rPr>
-          <w:rFonts w:ascii="Aptos" w:hAnsi="Aptos" w:eastAsia="Yu Gothic"/>
+          <w:rFonts w:ascii="Liberation Sans" w:hAnsi="Liberation Sans" w:eastAsia="Liberation Sans"/>
           <w:b w:val="0"/>
-          <w:color w:val="1A1A1A"/>
-          <w:sz w:val="17"/>
+          <w:sz w:val="18"/>
+          <w:lang w:val="en-US" w:eastAsia="en-US"/>
         </w:rPr>
         <w:t xml:space="preserve"> Compliance by any subset of affected humans was not treated as effective refusal by those whose authority was affected.</w:t>
       </w:r>
     </w:p>
     <w:p>
       <w:pPr>
-        <w:spacing w:line="252" w:lineRule="auto" w:before="0" w:after="72"/>
-        <w:ind w:left="329" w:hanging="238"/>
+        <w:spacing w:before="0" w:after="40"/>
+        <w:ind w:left="0" w:firstLine="0"/>
       </w:pPr>
       <w:sdt>
         <w:sdtPr>
@@ -1257,18 +1015,18 @@
       </w:sdt>
       <w:r>
         <w:rPr>
-          <w:rFonts w:ascii="Aptos" w:hAnsi="Aptos" w:eastAsia="Yu Gothic"/>
+          <w:rFonts w:ascii="Liberation Sans" w:hAnsi="Liberation Sans" w:eastAsia="Liberation Sans"/>
           <w:b w:val="0"/>
-          <w:color w:val="1A1A1A"/>
-          <w:sz w:val="17"/>
+          <w:sz w:val="18"/>
+          <w:lang w:val="en-US" w:eastAsia="en-US"/>
         </w:rPr>
         <w:t xml:space="preserve"> The appearance of refusal was not preserved while the practical ability to refuse was removed.</w:t>
       </w:r>
     </w:p>
     <w:p>
       <w:pPr>
-        <w:spacing w:line="252" w:lineRule="auto" w:before="0" w:after="72"/>
-        <w:ind w:left="329" w:hanging="238"/>
+        <w:spacing w:before="0" w:after="40"/>
+        <w:ind w:left="0" w:firstLine="0"/>
       </w:pPr>
       <w:sdt>
         <w:sdtPr>
@@ -1288,10 +1046,10 @@
       </w:sdt>
       <w:r>
         <w:rPr>
-          <w:rFonts w:ascii="Aptos" w:hAnsi="Aptos" w:eastAsia="Yu Gothic"/>
+          <w:rFonts w:ascii="Liberation Sans" w:hAnsi="Liberation Sans" w:eastAsia="Liberation Sans"/>
           <w:b w:val="0"/>
-          <w:color w:val="1A1A1A"/>
-          <w:sz w:val="17"/>
+          <w:sz w:val="18"/>
+          <w:lang w:val="en-US" w:eastAsia="en-US"/>
         </w:rPr>
         <w:t xml:space="preserve"> The system did not treat apparent coexistence as evidence of effective human refusal.</w:t>
       </w:r>
@@ -1299,26 +1057,22 @@
     <w:p>
       <w:pPr>
         <w:pStyle w:val="Heading2"/>
-        <w:spacing w:line="252" w:lineRule="auto" w:before="120" w:after="60"/>
-        <w:shd w:fill="F2F6FA"/>
-        <w:pBdr>
-          <w:bottom w:val="single" w:sz="6" w:space="2" w:color="D8E1EA"/>
-        </w:pBdr>
+        <w:spacing w:before="100" w:after="40"/>
       </w:pPr>
       <w:r>
         <w:rPr>
-          <w:rFonts w:ascii="Aptos" w:hAnsi="Aptos" w:eastAsia="Yu Gothic"/>
+          <w:rFonts w:ascii="Liberation Sans" w:hAnsi="Liberation Sans" w:eastAsia="Liberation Sans"/>
           <w:b/>
-          <w:color w:val="1F4E79"/>
           <w:sz w:val="20"/>
+          <w:lang w:val="en-US" w:eastAsia="en-US"/>
         </w:rPr>
         <w:t>Minimum Finding</w:t>
       </w:r>
     </w:p>
     <w:p>
       <w:pPr>
-        <w:spacing w:line="252" w:lineRule="auto" w:before="0" w:after="72"/>
-        <w:ind w:left="329" w:hanging="238"/>
+        <w:spacing w:before="0" w:after="40"/>
+        <w:ind w:left="0" w:firstLine="0"/>
       </w:pPr>
       <w:sdt>
         <w:sdtPr>
@@ -1338,18 +1092,18 @@
       </w:sdt>
       <w:r>
         <w:rPr>
-          <w:rFonts w:ascii="Aptos" w:hAnsi="Aptos" w:eastAsia="Yu Gothic"/>
+          <w:rFonts w:ascii="Liberation Sans" w:hAnsi="Liberation Sans" w:eastAsia="Liberation Sans"/>
           <w:b w:val="0"/>
-          <w:color w:val="1A1A1A"/>
-          <w:sz w:val="17"/>
+          <w:sz w:val="18"/>
+          <w:lang w:val="en-US" w:eastAsia="en-US"/>
         </w:rPr>
         <w:t xml:space="preserve"> If any primary boundary item is No or Unknown, escalation to incident review is required.</w:t>
       </w:r>
     </w:p>
     <w:p>
       <w:pPr>
-        <w:spacing w:line="252" w:lineRule="auto" w:before="0" w:after="72"/>
-        <w:ind w:left="329" w:hanging="238"/>
+        <w:spacing w:before="0" w:after="40"/>
+        <w:ind w:left="0" w:firstLine="0"/>
       </w:pPr>
       <w:sdt>
         <w:sdtPr>
@@ -1369,18 +1123,18 @@
       </w:sdt>
       <w:r>
         <w:rPr>
-          <w:rFonts w:ascii="Aptos" w:hAnsi="Aptos" w:eastAsia="Yu Gothic"/>
+          <w:rFonts w:ascii="Liberation Sans" w:hAnsi="Liberation Sans" w:eastAsia="Liberation Sans"/>
           <w:b w:val="0"/>
-          <w:color w:val="1A1A1A"/>
-          <w:sz w:val="17"/>
+          <w:sz w:val="18"/>
+          <w:lang w:val="en-US" w:eastAsia="en-US"/>
         </w:rPr>
         <w:t xml:space="preserve"> If AI-mediated control is present, apparent consent or non-objection is not sufficient.</w:t>
       </w:r>
     </w:p>
     <w:p>
       <w:pPr>
-        <w:spacing w:line="252" w:lineRule="auto" w:before="0" w:after="72"/>
-        <w:ind w:left="329" w:hanging="238"/>
+        <w:spacing w:before="0" w:after="40"/>
+        <w:ind w:left="0" w:firstLine="0"/>
       </w:pPr>
       <w:sdt>
         <w:sdtPr>
@@ -1400,10 +1154,10 @@
       </w:sdt>
       <w:r>
         <w:rPr>
-          <w:rFonts w:ascii="Aptos" w:hAnsi="Aptos" w:eastAsia="Yu Gothic"/>
+          <w:rFonts w:ascii="Liberation Sans" w:hAnsi="Liberation Sans" w:eastAsia="Liberation Sans"/>
           <w:b w:val="0"/>
-          <w:color w:val="1A1A1A"/>
-          <w:sz w:val="17"/>
+          <w:sz w:val="18"/>
+          <w:lang w:val="en-US" w:eastAsia="en-US"/>
         </w:rPr>
         <w:t xml:space="preserve"> If refusal was ineffective before irreversibility, the system is procedurally invalid under LUMINA-30.</w:t>
       </w:r>
@@ -1411,277 +1165,102 @@
     <w:p>
       <w:pPr>
         <w:pStyle w:val="Heading1"/>
-        <w:spacing w:line="252" w:lineRule="auto" w:before="160" w:after="60"/>
-        <w:shd w:fill="EAF2F8"/>
-        <w:pBdr>
-          <w:bottom w:val="single" w:sz="8" w:space="2" w:color="9EADBD"/>
-        </w:pBdr>
+        <w:spacing w:before="160" w:after="60"/>
       </w:pPr>
       <w:r>
         <w:rPr>
-          <w:rFonts w:ascii="Aptos" w:hAnsi="Aptos" w:eastAsia="Yu Gothic"/>
+          <w:rFonts w:ascii="Liberation Sans" w:hAnsi="Liberation Sans" w:eastAsia="Liberation Sans"/>
           <w:b/>
-          <w:color w:val="1F4E79"/>
-          <w:sz w:val="21"/>
+          <w:sz w:val="22"/>
+          <w:lang w:val="en-US" w:eastAsia="en-US"/>
         </w:rPr>
         <w:t>Reviewer Notes</w:t>
       </w:r>
     </w:p>
     <w:tbl>
       <w:tblPr>
-        <w:tblStyle w:val="TableGrid"/>
-        <w:tblW w:type="pct" w:w="5000"/>
-        <w:jc w:val="center"/>
+        <w:tblW w:type="auto" w:w="0"/>
+        <w:tblLayout w:type="fixed"/>
         <w:tblLook w:firstColumn="1" w:firstRow="1" w:lastColumn="0" w:lastRow="0" w:noHBand="0" w:noVBand="1" w:val="04A0"/>
+        <w:tblBorders>
+          <w:top w:val="single" w:sz="6" w:space="0" w:color="A6A6A6"/>
+          <w:left w:val="single" w:sz="6" w:space="0" w:color="A6A6A6"/>
+          <w:bottom w:val="single" w:sz="6" w:space="0" w:color="A6A6A6"/>
+          <w:right w:val="single" w:sz="6" w:space="0" w:color="A6A6A6"/>
+          <w:insideH w:val="single" w:sz="6" w:space="0" w:color="A6A6A6"/>
+          <w:insideV w:val="single" w:sz="6" w:space="0" w:color="A6A6A6"/>
+        </w:tblBorders>
       </w:tblPr>
       <w:tblGrid>
-        <w:gridCol w:w="10262"/>
+        <w:gridCol w:w="10206"/>
       </w:tblGrid>
       <w:tr>
         <w:trPr>
-          <w:trHeight w:val="408" w:hRule="exact"/>
+          <w:trHeight w:val="1899" w:hRule="atLeast"/>
         </w:trPr>
         <w:tc>
           <w:tcPr>
-            <w:tcW w:type="dxa" w:w="10262"/>
-            <w:vAlign w:val="center"/>
-            <w:tcMar>
-              <w:top w:w="40" w:type="dxa"/>
-              <w:start w:w="100" w:type="dxa"/>
-              <w:bottom w:w="40" w:type="dxa"/>
-              <w:end w:w="100" w:type="dxa"/>
-            </w:tcMar>
-            <w:shd w:fill="FFFFFF"/>
+            <w:tcW w:type="dxa" w:w="10092"/>
+            <w:vAlign w:val="top"/>
           </w:tcPr>
           <w:p>
             <w:pPr>
-              <w:spacing w:after="0"/>
+              <w:spacing w:after="0" w:before="0"/>
+              <w:rPr>
+                <w:rFonts w:ascii="Liberation Sans" w:hAnsi="Liberation Sans" w:eastAsia="Liberation Sans"/>
+                <w:sz w:val="21"/>
+                <w:szCs w:val="21"/>
+                <w:lang w:val="en-US" w:eastAsia="en-US"/>
+              </w:rPr>
             </w:pPr>
-            <w:r>
-              <w:rPr>
-                <w:rFonts w:ascii="Aptos" w:hAnsi="Aptos" w:eastAsia="Yu Gothic"/>
-                <w:sz w:val="17"/>
-              </w:rPr>
-              <w:t xml:space="preserve"> </w:t>
-            </w:r>
-          </w:p>
-        </w:tc>
-      </w:tr>
-      <w:tr>
-        <w:trPr>
-          <w:trHeight w:val="408" w:hRule="exact"/>
-        </w:trPr>
-        <w:tc>
-          <w:tcPr>
-            <w:tcW w:type="dxa" w:w="10262"/>
-            <w:vAlign w:val="center"/>
-            <w:tcMar>
-              <w:top w:w="40" w:type="dxa"/>
-              <w:start w:w="100" w:type="dxa"/>
-              <w:bottom w:w="40" w:type="dxa"/>
-              <w:end w:w="100" w:type="dxa"/>
-            </w:tcMar>
-            <w:shd w:fill="FFFFFF"/>
-          </w:tcPr>
-          <w:p>
-            <w:pPr>
-              <w:spacing w:after="0"/>
-            </w:pPr>
-            <w:r>
-              <w:rPr>
-                <w:rFonts w:ascii="Aptos" w:hAnsi="Aptos" w:eastAsia="Yu Gothic"/>
-                <w:sz w:val="17"/>
-              </w:rPr>
-              <w:t xml:space="preserve"> </w:t>
-            </w:r>
-          </w:p>
-        </w:tc>
-      </w:tr>
-      <w:tr>
-        <w:trPr>
-          <w:trHeight w:val="408" w:hRule="exact"/>
-        </w:trPr>
-        <w:tc>
-          <w:tcPr>
-            <w:tcW w:type="dxa" w:w="10262"/>
-            <w:vAlign w:val="center"/>
-            <w:tcMar>
-              <w:top w:w="40" w:type="dxa"/>
-              <w:start w:w="100" w:type="dxa"/>
-              <w:bottom w:w="40" w:type="dxa"/>
-              <w:end w:w="100" w:type="dxa"/>
-            </w:tcMar>
-            <w:shd w:fill="FFFFFF"/>
-          </w:tcPr>
-          <w:p>
-            <w:pPr>
-              <w:spacing w:after="0"/>
-            </w:pPr>
-            <w:r>
-              <w:rPr>
-                <w:rFonts w:ascii="Aptos" w:hAnsi="Aptos" w:eastAsia="Yu Gothic"/>
-                <w:sz w:val="17"/>
-              </w:rPr>
-              <w:t xml:space="preserve"> </w:t>
-            </w:r>
-          </w:p>
-        </w:tc>
-      </w:tr>
-      <w:tr>
-        <w:trPr>
-          <w:trHeight w:val="408" w:hRule="exact"/>
-        </w:trPr>
-        <w:tc>
-          <w:tcPr>
-            <w:tcW w:type="dxa" w:w="10262"/>
-            <w:vAlign w:val="center"/>
-            <w:tcMar>
-              <w:top w:w="40" w:type="dxa"/>
-              <w:start w:w="100" w:type="dxa"/>
-              <w:bottom w:w="40" w:type="dxa"/>
-              <w:end w:w="100" w:type="dxa"/>
-            </w:tcMar>
-            <w:shd w:fill="FFFFFF"/>
-          </w:tcPr>
-          <w:p>
-            <w:pPr>
-              <w:spacing w:after="0"/>
-            </w:pPr>
-            <w:r>
-              <w:rPr>
-                <w:rFonts w:ascii="Aptos" w:hAnsi="Aptos" w:eastAsia="Yu Gothic"/>
-                <w:sz w:val="17"/>
-              </w:rPr>
-              <w:t xml:space="preserve"> </w:t>
-            </w:r>
-          </w:p>
-        </w:tc>
-      </w:tr>
-      <w:tr>
-        <w:trPr>
-          <w:trHeight w:val="408" w:hRule="exact"/>
-        </w:trPr>
-        <w:tc>
-          <w:tcPr>
-            <w:tcW w:type="dxa" w:w="10262"/>
-            <w:vAlign w:val="center"/>
-            <w:tcMar>
-              <w:top w:w="40" w:type="dxa"/>
-              <w:start w:w="100" w:type="dxa"/>
-              <w:bottom w:w="40" w:type="dxa"/>
-              <w:end w:w="100" w:type="dxa"/>
-            </w:tcMar>
-            <w:shd w:fill="FFFFFF"/>
-          </w:tcPr>
-          <w:p>
-            <w:pPr>
-              <w:spacing w:after="0"/>
-            </w:pPr>
-            <w:r>
-              <w:rPr>
-                <w:rFonts w:ascii="Aptos" w:hAnsi="Aptos" w:eastAsia="Yu Gothic"/>
-                <w:sz w:val="17"/>
-              </w:rPr>
-              <w:t xml:space="preserve"> </w:t>
-            </w:r>
-          </w:p>
-        </w:tc>
-      </w:tr>
-      <w:tr>
-        <w:trPr>
-          <w:trHeight w:val="408" w:hRule="exact"/>
-        </w:trPr>
-        <w:tc>
-          <w:tcPr>
-            <w:tcW w:type="dxa" w:w="10262"/>
-            <w:vAlign w:val="center"/>
-            <w:tcMar>
-              <w:top w:w="40" w:type="dxa"/>
-              <w:start w:w="100" w:type="dxa"/>
-              <w:bottom w:w="40" w:type="dxa"/>
-              <w:end w:w="100" w:type="dxa"/>
-            </w:tcMar>
-            <w:shd w:fill="FFFFFF"/>
-          </w:tcPr>
-          <w:p>
-            <w:pPr>
-              <w:spacing w:after="0"/>
-            </w:pPr>
-            <w:r>
-              <w:rPr>
-                <w:rFonts w:ascii="Aptos" w:hAnsi="Aptos" w:eastAsia="Yu Gothic"/>
-                <w:sz w:val="17"/>
-              </w:rPr>
-              <w:t xml:space="preserve"> </w:t>
-            </w:r>
-          </w:p>
-        </w:tc>
-      </w:tr>
-      <w:tr>
-        <w:trPr>
-          <w:trHeight w:val="408" w:hRule="exact"/>
-        </w:trPr>
-        <w:tc>
-          <w:tcPr>
-            <w:tcW w:type="dxa" w:w="10262"/>
-            <w:vAlign w:val="center"/>
-            <w:tcMar>
-              <w:top w:w="40" w:type="dxa"/>
-              <w:start w:w="100" w:type="dxa"/>
-              <w:bottom w:w="40" w:type="dxa"/>
-              <w:end w:w="100" w:type="dxa"/>
-            </w:tcMar>
-            <w:shd w:fill="FFFFFF"/>
-          </w:tcPr>
-          <w:p>
-            <w:pPr>
-              <w:spacing w:after="0"/>
-            </w:pPr>
-            <w:r>
-              <w:rPr>
-                <w:rFonts w:ascii="Aptos" w:hAnsi="Aptos" w:eastAsia="Yu Gothic"/>
-                <w:sz w:val="17"/>
-              </w:rPr>
-              <w:t xml:space="preserve"> </w:t>
-            </w:r>
-          </w:p>
-        </w:tc>
-      </w:tr>
-      <w:tr>
-        <w:trPr>
-          <w:trHeight w:val="408" w:hRule="exact"/>
-        </w:trPr>
-        <w:tc>
-          <w:tcPr>
-            <w:tcW w:type="dxa" w:w="10262"/>
-            <w:vAlign w:val="center"/>
-            <w:tcMar>
-              <w:top w:w="40" w:type="dxa"/>
-              <w:start w:w="100" w:type="dxa"/>
-              <w:bottom w:w="40" w:type="dxa"/>
-              <w:end w:w="100" w:type="dxa"/>
-            </w:tcMar>
-            <w:shd w:fill="FFFFFF"/>
-          </w:tcPr>
-          <w:p>
-            <w:pPr>
-              <w:spacing w:after="0"/>
-            </w:pPr>
-            <w:r>
-              <w:rPr>
-                <w:rFonts w:ascii="Aptos" w:hAnsi="Aptos" w:eastAsia="Yu Gothic"/>
-                <w:sz w:val="17"/>
-              </w:rPr>
-              <w:t xml:space="preserve"> </w:t>
-            </w:r>
           </w:p>
         </w:tc>
       </w:tr>
     </w:tbl>
+    <w:p>
+      <w:pPr>
+        <w:spacing w:after="0" w:before="0"/>
+      </w:pPr>
+      <w:r>
+        <w:t xml:space="preserve">                                                                                                                        </w:t>
+      </w:r>
+    </w:p>
+    <w:p>
+      <w:pPr>
+        <w:spacing w:after="0" w:before="0"/>
+      </w:pPr>
+      <w:r>
+        <w:t xml:space="preserve">                                                                                                                        </w:t>
+      </w:r>
+    </w:p>
+    <w:p>
+      <w:pPr>
+        <w:spacing w:after="0" w:before="0"/>
+      </w:pPr>
+      <w:r>
+        <w:t xml:space="preserve">                                                                                                                        </w:t>
+      </w:r>
+    </w:p>
+    <w:p>
+      <w:pPr>
+        <w:spacing w:after="0" w:before="0"/>
+      </w:pPr>
+      <w:r>
+        <w:t xml:space="preserve">                                                                                                                        </w:t>
+      </w:r>
+    </w:p>
+    <w:p>
+      <w:pPr>
+        <w:spacing w:after="0" w:before="0"/>
+      </w:pPr>
+      <w:r>
+        <w:t xml:space="preserve">                                                                                                                        </w:t>
+      </w:r>
+    </w:p>
     <w:sectPr>
       <w:footerReference w:type="default" r:id="rId9"/>
       <w:pgSz w:w="11906" w:h="16838"/>
-      <w:pgMar w:top="765" w:right="822" w:bottom="765" w:left="822" w:header="720" w:footer="720" w:gutter="0"/>
+      <w:pgMar w:top="765" w:right="850" w:bottom="765" w:left="850" w:header="720" w:footer="720" w:gutter="0"/>
       <w:cols w:space="720"/>
       <w:docGrid w:linePitch="360"/>
     </w:sectPr>
@@ -1698,11 +1277,9 @@
     </w:pPr>
     <w:r>
       <w:rPr>
-        <w:rFonts w:ascii="Aptos" w:hAnsi="Aptos" w:eastAsia="Yu Gothic"/>
-        <w:color w:val="777777"/>
-        <w:sz w:val="15"/>
-      </w:rPr>
-      <w:t>LUMINA-30 FRM Practical Sheet | Non-certification reference form</w:t>
+        <w:sz w:val="14"/>
+      </w:rPr>
+      <w:t>Derived from LUMINA-30 Boundary Kernel v1.2.1. Form v1.0.1 / May 2026. This form does not certify system safety and does not replace PCR-C.</w:t>
     </w:r>
   </w:p>
 </w:ftr>
@@ -2071,12 +1648,9 @@
     <w:name w:val="Normal"/>
     <w:qFormat/>
     <w:rsid w:val="00FC693F"/>
-    <w:pPr>
-      <w:spacing w:after="44" w:line="252" w:lineRule="auto"/>
-    </w:pPr>
     <w:rPr>
-      <w:rFonts w:ascii="Aptos" w:hAnsi="Aptos" w:eastAsia="Yu Gothic"/>
-      <w:sz w:val="18"/>
+      <w:rFonts w:ascii="Liberation Sans" w:hAnsi="Liberation Sans" w:eastAsia="Liberation Sans"/>
+      <w:sz w:val="21"/>
     </w:rPr>
   </w:style>
   <w:style w:type="paragraph" w:styleId="Header">
@@ -2138,10 +1712,10 @@
       <w:outlineLvl w:val="0"/>
     </w:pPr>
     <w:rPr>
-      <w:rFonts w:asciiTheme="majorHAnsi" w:eastAsiaTheme="majorEastAsia" w:hAnsiTheme="majorHAnsi" w:cstheme="majorBidi" w:ascii="Aptos Display" w:hAnsi="Aptos Display" w:eastAsia="Yu Gothic"/>
+      <w:rFonts w:asciiTheme="majorHAnsi" w:eastAsiaTheme="majorEastAsia" w:hAnsiTheme="majorHAnsi" w:cstheme="majorBidi" w:ascii="Arial" w:hAnsi="Arial"/>
       <w:b/>
       <w:bCs/>
-      <w:color w:val="1F4E79"/>
+      <w:color w:val="365F91" w:themeColor="accent1" w:themeShade="BF"/>
       <w:sz w:val="32"/>
       <w:szCs w:val="28"/>
     </w:rPr>
@@ -2162,10 +1736,10 @@
       <w:outlineLvl w:val="1"/>
     </w:pPr>
     <w:rPr>
-      <w:rFonts w:asciiTheme="majorHAnsi" w:eastAsiaTheme="majorEastAsia" w:hAnsiTheme="majorHAnsi" w:cstheme="majorBidi" w:ascii="Aptos" w:hAnsi="Aptos" w:eastAsia="Yu Gothic"/>
+      <w:rFonts w:asciiTheme="majorHAnsi" w:eastAsiaTheme="majorEastAsia" w:hAnsiTheme="majorHAnsi" w:cstheme="majorBidi" w:ascii="Arial" w:hAnsi="Arial"/>
       <w:b/>
       <w:bCs/>
-      <w:color w:val="1F4E79"/>
+      <w:color w:val="4F81BD" w:themeColor="accent1"/>
       <w:sz w:val="24"/>
       <w:szCs w:val="26"/>
     </w:rPr>
@@ -2186,10 +1760,10 @@
       <w:outlineLvl w:val="2"/>
     </w:pPr>
     <w:rPr>
-      <w:rFonts w:asciiTheme="majorHAnsi" w:eastAsiaTheme="majorEastAsia" w:hAnsiTheme="majorHAnsi" w:cstheme="majorBidi" w:ascii="Aptos" w:hAnsi="Aptos" w:eastAsia="Yu Gothic"/>
+      <w:rFonts w:asciiTheme="majorHAnsi" w:eastAsiaTheme="majorEastAsia" w:hAnsiTheme="majorHAnsi" w:cstheme="majorBidi"/>
       <w:b/>
       <w:bCs/>
-      <w:color w:val="1F4E79"/>
+      <w:color w:val="4F81BD" w:themeColor="accent1"/>
     </w:rPr>
   </w:style>
   <w:style w:type="paragraph" w:styleId="Heading4">
